--- a/flow/20230914_vu_template/drafts/2024-08-u/18-НД-8_ПП-освячення_Собору-г7.docx
+++ b/flow/20230914_vu_template/drafts/2024-08-u/18-НД-8_ПП-освячення_Собору-г7.docx
@@ -211,10 +211,957 @@
     </w:p>
     <w:p>
       <w:pPr>
-        <w:spacing w:after="120"/>
-        <w:jc w:val="both"/>
-        <w:rPr>
-          <w:rFonts w:ascii="Times New Roman" w:hAnsi="Times New Roman" w:cs="Times New Roman"/>
+        <w:pStyle w:val="a"/>
+        <w:spacing w:after="120"/>
+      </w:pPr>
+      <w:r>
+        <w:rPr>
+          <w:rFonts w:ascii="Times New Roman" w:hAnsi="Times New Roman"/>
+          <w:sz w:val="24"/>
+        </w:rPr>
+        <w:t>Святи́й</w:t>
+      </w:r>
+      <w:r>
+        <w:rPr>
+          <w:rFonts w:ascii="Times New Roman" w:hAnsi="Times New Roman"/>
+          <w:sz w:val="24"/>
+        </w:rPr>
+        <w:t xml:space="preserve"> </w:t>
+      </w:r>
+      <w:r>
+        <w:rPr>
+          <w:rFonts w:ascii="Times New Roman" w:hAnsi="Times New Roman"/>
+          <w:sz w:val="24"/>
+        </w:rPr>
+        <w:t>Бо́же</w:t>
+      </w:r>
+      <w:r>
+        <w:rPr>
+          <w:rFonts w:ascii="Times New Roman" w:hAnsi="Times New Roman"/>
+          <w:sz w:val="24"/>
+        </w:rPr>
+        <w:t xml:space="preserve">, </w:t>
+      </w:r>
+      <w:r>
+        <w:rPr>
+          <w:rFonts w:ascii="Times New Roman" w:hAnsi="Times New Roman"/>
+          <w:sz w:val="24"/>
+        </w:rPr>
+        <w:t>святи́й</w:t>
+      </w:r>
+      <w:r>
+        <w:rPr>
+          <w:rFonts w:ascii="Times New Roman" w:hAnsi="Times New Roman"/>
+          <w:sz w:val="24"/>
+        </w:rPr>
+        <w:t xml:space="preserve"> </w:t>
+      </w:r>
+      <w:r>
+        <w:rPr>
+          <w:rFonts w:ascii="Times New Roman" w:hAnsi="Times New Roman"/>
+          <w:sz w:val="24"/>
+        </w:rPr>
+        <w:t>Крі́пкий</w:t>
+      </w:r>
+      <w:r>
+        <w:rPr>
+          <w:rFonts w:ascii="Times New Roman" w:hAnsi="Times New Roman"/>
+          <w:sz w:val="24"/>
+        </w:rPr>
+        <w:t xml:space="preserve">, </w:t>
+      </w:r>
+      <w:r>
+        <w:rPr>
+          <w:rFonts w:ascii="Times New Roman" w:hAnsi="Times New Roman"/>
+          <w:sz w:val="24"/>
+        </w:rPr>
+        <w:t>святи́й</w:t>
+      </w:r>
+      <w:r>
+        <w:rPr>
+          <w:rFonts w:ascii="Times New Roman" w:hAnsi="Times New Roman"/>
+          <w:sz w:val="24"/>
+        </w:rPr>
+        <w:t xml:space="preserve"> </w:t>
+      </w:r>
+      <w:r>
+        <w:rPr>
+          <w:rFonts w:ascii="Times New Roman" w:hAnsi="Times New Roman"/>
+          <w:sz w:val="24"/>
+        </w:rPr>
+        <w:t>Безсме́ртний</w:t>
+      </w:r>
+      <w:r>
+        <w:rPr>
+          <w:rFonts w:ascii="Times New Roman" w:hAnsi="Times New Roman"/>
+          <w:sz w:val="24"/>
+        </w:rPr>
+        <w:t xml:space="preserve">, </w:t>
+      </w:r>
+      <w:r>
+        <w:rPr>
+          <w:rFonts w:ascii="Times New Roman" w:hAnsi="Times New Roman"/>
+          <w:sz w:val="24"/>
+        </w:rPr>
+        <w:t>поми́луй</w:t>
+      </w:r>
+      <w:r>
+        <w:rPr>
+          <w:rFonts w:ascii="Times New Roman" w:hAnsi="Times New Roman"/>
+          <w:sz w:val="24"/>
+        </w:rPr>
+        <w:t xml:space="preserve"> нас. </w:t>
+      </w:r>
+      <w:r>
+        <w:rPr>
+          <w:rFonts w:ascii="Times New Roman" w:hAnsi="Times New Roman"/>
+          <w:i/>
+          <w:color w:val="FF0000"/>
+          <w:sz w:val="24"/>
+        </w:rPr>
+        <w:t>(3 р.)</w:t>
+      </w:r>
+    </w:p>
+    <w:p>
+      <w:pPr>
+        <w:pStyle w:val="a"/>
+        <w:spacing w:after="120"/>
+      </w:pPr>
+      <w:r>
+        <w:rPr>
+          <w:rFonts w:ascii="Times New Roman" w:hAnsi="Times New Roman"/>
+          <w:sz w:val="24"/>
+        </w:rPr>
+        <w:t>Сла́ва</w:t>
+      </w:r>
+      <w:r>
+        <w:rPr>
+          <w:rFonts w:ascii="Times New Roman" w:hAnsi="Times New Roman"/>
+          <w:sz w:val="24"/>
+        </w:rPr>
+        <w:t xml:space="preserve"> Отцю́, і </w:t>
+      </w:r>
+      <w:r>
+        <w:rPr>
+          <w:rFonts w:ascii="Times New Roman" w:hAnsi="Times New Roman"/>
+          <w:sz w:val="24"/>
+        </w:rPr>
+        <w:t>Си́ну</w:t>
+      </w:r>
+      <w:r>
+        <w:rPr>
+          <w:rFonts w:ascii="Times New Roman" w:hAnsi="Times New Roman"/>
+          <w:sz w:val="24"/>
+        </w:rPr>
+        <w:t xml:space="preserve">, і </w:t>
+      </w:r>
+      <w:r>
+        <w:rPr>
+          <w:rFonts w:ascii="Times New Roman" w:hAnsi="Times New Roman"/>
+          <w:sz w:val="24"/>
+        </w:rPr>
+        <w:t>Свято́му</w:t>
+      </w:r>
+      <w:r>
+        <w:rPr>
+          <w:rFonts w:ascii="Times New Roman" w:hAnsi="Times New Roman"/>
+          <w:sz w:val="24"/>
+        </w:rPr>
+        <w:t xml:space="preserve"> </w:t>
+      </w:r>
+      <w:r>
+        <w:rPr>
+          <w:rFonts w:ascii="Times New Roman" w:hAnsi="Times New Roman"/>
+          <w:sz w:val="24"/>
+        </w:rPr>
+        <w:t>Ду́хові</w:t>
+      </w:r>
+      <w:r>
+        <w:rPr>
+          <w:rFonts w:ascii="Times New Roman" w:hAnsi="Times New Roman"/>
+          <w:sz w:val="24"/>
+        </w:rPr>
+        <w:t xml:space="preserve">,* і </w:t>
+      </w:r>
+      <w:r>
+        <w:rPr>
+          <w:rFonts w:ascii="Times New Roman" w:hAnsi="Times New Roman"/>
+          <w:sz w:val="24"/>
+        </w:rPr>
+        <w:t>ни́ні</w:t>
+      </w:r>
+      <w:r>
+        <w:rPr>
+          <w:rFonts w:ascii="Times New Roman" w:hAnsi="Times New Roman"/>
+          <w:sz w:val="24"/>
+        </w:rPr>
+        <w:t xml:space="preserve">, і </w:t>
+      </w:r>
+      <w:r>
+        <w:rPr>
+          <w:rFonts w:ascii="Times New Roman" w:hAnsi="Times New Roman"/>
+          <w:sz w:val="24"/>
+        </w:rPr>
+        <w:t>повсякча́с</w:t>
+      </w:r>
+      <w:r>
+        <w:rPr>
+          <w:rFonts w:ascii="Times New Roman" w:hAnsi="Times New Roman"/>
+          <w:sz w:val="24"/>
+        </w:rPr>
+        <w:t xml:space="preserve">, і на </w:t>
+      </w:r>
+      <w:r>
+        <w:rPr>
+          <w:rFonts w:ascii="Times New Roman" w:hAnsi="Times New Roman"/>
+          <w:sz w:val="24"/>
+        </w:rPr>
+        <w:t>ві́ки</w:t>
+      </w:r>
+      <w:r>
+        <w:rPr>
+          <w:rFonts w:ascii="Times New Roman" w:hAnsi="Times New Roman"/>
+          <w:sz w:val="24"/>
+        </w:rPr>
+        <w:t xml:space="preserve"> </w:t>
+      </w:r>
+      <w:r>
+        <w:rPr>
+          <w:rFonts w:ascii="Times New Roman" w:hAnsi="Times New Roman"/>
+          <w:sz w:val="24"/>
+        </w:rPr>
+        <w:t>вікі́в</w:t>
+      </w:r>
+      <w:r>
+        <w:rPr>
+          <w:rFonts w:ascii="Times New Roman" w:hAnsi="Times New Roman"/>
+          <w:sz w:val="24"/>
+        </w:rPr>
+        <w:t xml:space="preserve">. </w:t>
+      </w:r>
+      <w:r>
+        <w:rPr>
+          <w:rFonts w:ascii="Times New Roman" w:hAnsi="Times New Roman"/>
+          <w:sz w:val="24"/>
+        </w:rPr>
+        <w:t>Амі́нь</w:t>
+      </w:r>
+      <w:r>
+        <w:rPr>
+          <w:rFonts w:ascii="Times New Roman" w:hAnsi="Times New Roman"/>
+          <w:sz w:val="24"/>
+        </w:rPr>
+        <w:t>.</w:t>
+      </w:r>
+    </w:p>
+    <w:p>
+      <w:pPr>
+        <w:pStyle w:val="a"/>
+        <w:spacing w:after="120"/>
+      </w:pPr>
+      <w:r>
+        <w:rPr>
+          <w:rFonts w:ascii="Times New Roman" w:hAnsi="Times New Roman"/>
+          <w:sz w:val="24"/>
+        </w:rPr>
+        <w:t xml:space="preserve">Пресвята́ </w:t>
+      </w:r>
+      <w:r>
+        <w:rPr>
+          <w:rFonts w:ascii="Times New Roman" w:hAnsi="Times New Roman"/>
+          <w:sz w:val="24"/>
+        </w:rPr>
+        <w:t>Тро́йце</w:t>
+      </w:r>
+      <w:r>
+        <w:rPr>
+          <w:rFonts w:ascii="Times New Roman" w:hAnsi="Times New Roman"/>
+          <w:sz w:val="24"/>
+        </w:rPr>
+        <w:t xml:space="preserve">, </w:t>
+      </w:r>
+      <w:r>
+        <w:rPr>
+          <w:rFonts w:ascii="Times New Roman" w:hAnsi="Times New Roman"/>
+          <w:sz w:val="24"/>
+        </w:rPr>
+        <w:t>поми́луй</w:t>
+      </w:r>
+      <w:r>
+        <w:rPr>
+          <w:rFonts w:ascii="Times New Roman" w:hAnsi="Times New Roman"/>
+          <w:sz w:val="24"/>
+        </w:rPr>
+        <w:t xml:space="preserve"> нас; </w:t>
+      </w:r>
+      <w:r>
+        <w:rPr>
+          <w:rFonts w:ascii="Times New Roman" w:hAnsi="Times New Roman"/>
+          <w:sz w:val="24"/>
+        </w:rPr>
+        <w:t>Го́споди</w:t>
+      </w:r>
+      <w:r>
+        <w:rPr>
+          <w:rFonts w:ascii="Times New Roman" w:hAnsi="Times New Roman"/>
+          <w:sz w:val="24"/>
+        </w:rPr>
+        <w:t xml:space="preserve">, </w:t>
+      </w:r>
+      <w:r>
+        <w:rPr>
+          <w:rFonts w:ascii="Times New Roman" w:hAnsi="Times New Roman"/>
+          <w:sz w:val="24"/>
+        </w:rPr>
+        <w:t>очи́сти</w:t>
+      </w:r>
+      <w:r>
+        <w:rPr>
+          <w:rFonts w:ascii="Times New Roman" w:hAnsi="Times New Roman"/>
+          <w:sz w:val="24"/>
+        </w:rPr>
+        <w:t xml:space="preserve"> гріхи́ </w:t>
+      </w:r>
+      <w:r>
+        <w:rPr>
+          <w:rFonts w:ascii="Times New Roman" w:hAnsi="Times New Roman"/>
+          <w:sz w:val="24"/>
+        </w:rPr>
+        <w:t>на́ші</w:t>
+      </w:r>
+      <w:r>
+        <w:rPr>
+          <w:rFonts w:ascii="Times New Roman" w:hAnsi="Times New Roman"/>
+          <w:sz w:val="24"/>
+        </w:rPr>
+        <w:t xml:space="preserve">; </w:t>
+      </w:r>
+      <w:r>
+        <w:rPr>
+          <w:rFonts w:ascii="Times New Roman" w:hAnsi="Times New Roman"/>
+          <w:sz w:val="24"/>
+        </w:rPr>
+        <w:t>Влади́ко</w:t>
+      </w:r>
+      <w:r>
+        <w:rPr>
+          <w:rFonts w:ascii="Times New Roman" w:hAnsi="Times New Roman"/>
+          <w:sz w:val="24"/>
+        </w:rPr>
+        <w:t xml:space="preserve">, прости́ </w:t>
+      </w:r>
+      <w:r>
+        <w:rPr>
+          <w:rFonts w:ascii="Times New Roman" w:hAnsi="Times New Roman"/>
+          <w:sz w:val="24"/>
+        </w:rPr>
+        <w:t>беззако́ння</w:t>
+      </w:r>
+      <w:r>
+        <w:rPr>
+          <w:rFonts w:ascii="Times New Roman" w:hAnsi="Times New Roman"/>
+          <w:sz w:val="24"/>
+        </w:rPr>
+        <w:t xml:space="preserve"> </w:t>
+      </w:r>
+      <w:r>
+        <w:rPr>
+          <w:rFonts w:ascii="Times New Roman" w:hAnsi="Times New Roman"/>
+          <w:sz w:val="24"/>
+        </w:rPr>
+        <w:t>на́ші</w:t>
+      </w:r>
+      <w:r>
+        <w:rPr>
+          <w:rFonts w:ascii="Times New Roman" w:hAnsi="Times New Roman"/>
+          <w:sz w:val="24"/>
+        </w:rPr>
+        <w:t xml:space="preserve">; </w:t>
+      </w:r>
+      <w:r>
+        <w:rPr>
+          <w:rFonts w:ascii="Times New Roman" w:hAnsi="Times New Roman"/>
+          <w:sz w:val="24"/>
+        </w:rPr>
+        <w:t>Святи́й</w:t>
+      </w:r>
+      <w:r>
+        <w:rPr>
+          <w:rFonts w:ascii="Times New Roman" w:hAnsi="Times New Roman"/>
+          <w:sz w:val="24"/>
+        </w:rPr>
+        <w:t xml:space="preserve">, </w:t>
+      </w:r>
+      <w:r>
+        <w:rPr>
+          <w:rFonts w:ascii="Times New Roman" w:hAnsi="Times New Roman"/>
+          <w:sz w:val="24"/>
+        </w:rPr>
+        <w:t>завіта́й</w:t>
+      </w:r>
+      <w:r>
+        <w:rPr>
+          <w:rFonts w:ascii="Times New Roman" w:hAnsi="Times New Roman"/>
+          <w:sz w:val="24"/>
+        </w:rPr>
+        <w:t xml:space="preserve"> і зціли́ </w:t>
+      </w:r>
+      <w:r>
+        <w:rPr>
+          <w:rFonts w:ascii="Times New Roman" w:hAnsi="Times New Roman"/>
+          <w:sz w:val="24"/>
+        </w:rPr>
+        <w:t>не́мочі</w:t>
+      </w:r>
+      <w:r>
+        <w:rPr>
+          <w:rFonts w:ascii="Times New Roman" w:hAnsi="Times New Roman"/>
+          <w:sz w:val="24"/>
+        </w:rPr>
+        <w:t xml:space="preserve"> </w:t>
+      </w:r>
+      <w:r>
+        <w:rPr>
+          <w:rFonts w:ascii="Times New Roman" w:hAnsi="Times New Roman"/>
+          <w:sz w:val="24"/>
+        </w:rPr>
+        <w:t>на́ші</w:t>
+      </w:r>
+      <w:r>
+        <w:rPr>
+          <w:rFonts w:ascii="Times New Roman" w:hAnsi="Times New Roman"/>
+          <w:sz w:val="24"/>
+        </w:rPr>
+        <w:t xml:space="preserve">, </w:t>
+      </w:r>
+      <w:r>
+        <w:rPr>
+          <w:rFonts w:ascii="Times New Roman" w:hAnsi="Times New Roman"/>
+          <w:sz w:val="24"/>
+        </w:rPr>
+        <w:t>І́мени</w:t>
+      </w:r>
+      <w:r>
+        <w:rPr>
+          <w:rFonts w:ascii="Times New Roman" w:hAnsi="Times New Roman"/>
+          <w:sz w:val="24"/>
+        </w:rPr>
+        <w:t xml:space="preserve"> Твого́ </w:t>
+      </w:r>
+      <w:r>
+        <w:rPr>
+          <w:rFonts w:ascii="Times New Roman" w:hAnsi="Times New Roman"/>
+          <w:sz w:val="24"/>
+        </w:rPr>
+        <w:t>ра́ди</w:t>
+      </w:r>
+      <w:r>
+        <w:rPr>
+          <w:rFonts w:ascii="Times New Roman" w:hAnsi="Times New Roman"/>
+          <w:sz w:val="24"/>
+        </w:rPr>
+        <w:t>.</w:t>
+      </w:r>
+    </w:p>
+    <w:p>
+      <w:pPr>
+        <w:pStyle w:val="a"/>
+        <w:spacing w:after="120"/>
+      </w:pPr>
+      <w:r>
+        <w:rPr>
+          <w:rFonts w:ascii="Times New Roman" w:hAnsi="Times New Roman"/>
+          <w:sz w:val="24"/>
+        </w:rPr>
+        <w:t>Го́споди</w:t>
+      </w:r>
+      <w:r>
+        <w:rPr>
+          <w:rFonts w:ascii="Times New Roman" w:hAnsi="Times New Roman"/>
+          <w:sz w:val="24"/>
+        </w:rPr>
+        <w:t xml:space="preserve">, </w:t>
+      </w:r>
+      <w:r>
+        <w:rPr>
+          <w:rFonts w:ascii="Times New Roman" w:hAnsi="Times New Roman"/>
+          <w:sz w:val="24"/>
+        </w:rPr>
+        <w:t>поми́луй</w:t>
+      </w:r>
+      <w:r>
+        <w:rPr>
+          <w:rFonts w:ascii="Times New Roman" w:hAnsi="Times New Roman"/>
+          <w:sz w:val="24"/>
+        </w:rPr>
+        <w:t>. (3)</w:t>
+      </w:r>
+    </w:p>
+    <w:p>
+      <w:pPr>
+        <w:pStyle w:val="a"/>
+        <w:spacing w:after="120"/>
+      </w:pPr>
+      <w:r>
+        <w:rPr>
+          <w:rFonts w:ascii="Times New Roman" w:hAnsi="Times New Roman"/>
+          <w:sz w:val="24"/>
+        </w:rPr>
+        <w:t>Сла́ва</w:t>
+      </w:r>
+      <w:r>
+        <w:rPr>
+          <w:rFonts w:ascii="Times New Roman" w:hAnsi="Times New Roman"/>
+          <w:sz w:val="24"/>
+        </w:rPr>
+        <w:t xml:space="preserve"> Отцю́, і </w:t>
+      </w:r>
+      <w:r>
+        <w:rPr>
+          <w:rFonts w:ascii="Times New Roman" w:hAnsi="Times New Roman"/>
+          <w:sz w:val="24"/>
+        </w:rPr>
+        <w:t>Си́ну</w:t>
+      </w:r>
+      <w:r>
+        <w:rPr>
+          <w:rFonts w:ascii="Times New Roman" w:hAnsi="Times New Roman"/>
+          <w:sz w:val="24"/>
+        </w:rPr>
+        <w:t xml:space="preserve">, і </w:t>
+      </w:r>
+      <w:r>
+        <w:rPr>
+          <w:rFonts w:ascii="Times New Roman" w:hAnsi="Times New Roman"/>
+          <w:sz w:val="24"/>
+        </w:rPr>
+        <w:t>Свято́му</w:t>
+      </w:r>
+      <w:r>
+        <w:rPr>
+          <w:rFonts w:ascii="Times New Roman" w:hAnsi="Times New Roman"/>
+          <w:sz w:val="24"/>
+        </w:rPr>
+        <w:t xml:space="preserve"> </w:t>
+      </w:r>
+      <w:r>
+        <w:rPr>
+          <w:rFonts w:ascii="Times New Roman" w:hAnsi="Times New Roman"/>
+          <w:sz w:val="24"/>
+        </w:rPr>
+        <w:t>Ду́хові</w:t>
+      </w:r>
+      <w:r>
+        <w:rPr>
+          <w:rFonts w:ascii="Times New Roman" w:hAnsi="Times New Roman"/>
+          <w:sz w:val="24"/>
+        </w:rPr>
+        <w:t xml:space="preserve">,* і </w:t>
+      </w:r>
+      <w:r>
+        <w:rPr>
+          <w:rFonts w:ascii="Times New Roman" w:hAnsi="Times New Roman"/>
+          <w:sz w:val="24"/>
+        </w:rPr>
+        <w:t>ни́ні</w:t>
+      </w:r>
+      <w:r>
+        <w:rPr>
+          <w:rFonts w:ascii="Times New Roman" w:hAnsi="Times New Roman"/>
+          <w:sz w:val="24"/>
+        </w:rPr>
+        <w:t xml:space="preserve">, і </w:t>
+      </w:r>
+      <w:r>
+        <w:rPr>
+          <w:rFonts w:ascii="Times New Roman" w:hAnsi="Times New Roman"/>
+          <w:sz w:val="24"/>
+        </w:rPr>
+        <w:t>повсякча́с</w:t>
+      </w:r>
+      <w:r>
+        <w:rPr>
+          <w:rFonts w:ascii="Times New Roman" w:hAnsi="Times New Roman"/>
+          <w:sz w:val="24"/>
+        </w:rPr>
+        <w:t xml:space="preserve">, і на </w:t>
+      </w:r>
+      <w:r>
+        <w:rPr>
+          <w:rFonts w:ascii="Times New Roman" w:hAnsi="Times New Roman"/>
+          <w:sz w:val="24"/>
+        </w:rPr>
+        <w:t>ві́ки</w:t>
+      </w:r>
+      <w:r>
+        <w:rPr>
+          <w:rFonts w:ascii="Times New Roman" w:hAnsi="Times New Roman"/>
+          <w:sz w:val="24"/>
+        </w:rPr>
+        <w:t xml:space="preserve"> </w:t>
+      </w:r>
+      <w:r>
+        <w:rPr>
+          <w:rFonts w:ascii="Times New Roman" w:hAnsi="Times New Roman"/>
+          <w:sz w:val="24"/>
+        </w:rPr>
+        <w:t>вікі́в</w:t>
+      </w:r>
+      <w:r>
+        <w:rPr>
+          <w:rFonts w:ascii="Times New Roman" w:hAnsi="Times New Roman"/>
+          <w:sz w:val="24"/>
+        </w:rPr>
+        <w:t xml:space="preserve">. </w:t>
+      </w:r>
+      <w:r>
+        <w:rPr>
+          <w:rFonts w:ascii="Times New Roman" w:hAnsi="Times New Roman"/>
+          <w:sz w:val="24"/>
+        </w:rPr>
+        <w:t>Амі́нь</w:t>
+      </w:r>
+      <w:r>
+        <w:rPr>
+          <w:rFonts w:ascii="Times New Roman" w:hAnsi="Times New Roman"/>
+          <w:sz w:val="24"/>
+        </w:rPr>
+        <w:t>.</w:t>
+      </w:r>
+    </w:p>
+    <w:p>
+      <w:pPr>
+        <w:pStyle w:val="a"/>
+        <w:spacing w:after="120"/>
+      </w:pPr>
+      <w:r>
+        <w:rPr>
+          <w:rFonts w:ascii="Times New Roman" w:hAnsi="Times New Roman"/>
+          <w:sz w:val="24"/>
+        </w:rPr>
+        <w:t>О́тче</w:t>
+      </w:r>
+      <w:r>
+        <w:rPr>
+          <w:rFonts w:ascii="Times New Roman" w:hAnsi="Times New Roman"/>
+          <w:sz w:val="24"/>
+        </w:rPr>
+        <w:t xml:space="preserve"> наш, що єси́ на </w:t>
+      </w:r>
+      <w:r>
+        <w:rPr>
+          <w:rFonts w:ascii="Times New Roman" w:hAnsi="Times New Roman"/>
+          <w:sz w:val="24"/>
+        </w:rPr>
+        <w:t>небеса́х</w:t>
+      </w:r>
+      <w:r>
+        <w:rPr>
+          <w:rFonts w:ascii="Times New Roman" w:hAnsi="Times New Roman"/>
+          <w:sz w:val="24"/>
+        </w:rPr>
+        <w:t xml:space="preserve">,* </w:t>
+      </w:r>
+      <w:r>
+        <w:rPr>
+          <w:rFonts w:ascii="Times New Roman" w:hAnsi="Times New Roman"/>
+          <w:sz w:val="24"/>
+        </w:rPr>
+        <w:t>неха́й</w:t>
+      </w:r>
+      <w:r>
+        <w:rPr>
+          <w:rFonts w:ascii="Times New Roman" w:hAnsi="Times New Roman"/>
+          <w:sz w:val="24"/>
+        </w:rPr>
+        <w:t xml:space="preserve"> </w:t>
+      </w:r>
+      <w:r>
+        <w:rPr>
+          <w:rFonts w:ascii="Times New Roman" w:hAnsi="Times New Roman"/>
+          <w:sz w:val="24"/>
+        </w:rPr>
+        <w:t>святи́ться</w:t>
+      </w:r>
+      <w:r>
+        <w:rPr>
+          <w:rFonts w:ascii="Times New Roman" w:hAnsi="Times New Roman"/>
+          <w:sz w:val="24"/>
+        </w:rPr>
+        <w:t xml:space="preserve"> ім’я́ Твоє́,* </w:t>
+      </w:r>
+      <w:r>
+        <w:rPr>
+          <w:rFonts w:ascii="Times New Roman" w:hAnsi="Times New Roman"/>
+          <w:sz w:val="24"/>
+        </w:rPr>
+        <w:t>неха́й</w:t>
+      </w:r>
+      <w:r>
+        <w:rPr>
+          <w:rFonts w:ascii="Times New Roman" w:hAnsi="Times New Roman"/>
+          <w:sz w:val="24"/>
+        </w:rPr>
+        <w:t xml:space="preserve"> </w:t>
+      </w:r>
+      <w:r>
+        <w:rPr>
+          <w:rFonts w:ascii="Times New Roman" w:hAnsi="Times New Roman"/>
+          <w:sz w:val="24"/>
+        </w:rPr>
+        <w:t>при́йде</w:t>
+      </w:r>
+      <w:r>
+        <w:rPr>
+          <w:rFonts w:ascii="Times New Roman" w:hAnsi="Times New Roman"/>
+          <w:sz w:val="24"/>
+        </w:rPr>
+        <w:t xml:space="preserve"> </w:t>
+      </w:r>
+      <w:r>
+        <w:rPr>
+          <w:rFonts w:ascii="Times New Roman" w:hAnsi="Times New Roman"/>
+          <w:sz w:val="24"/>
+        </w:rPr>
+        <w:t>ца́рство</w:t>
+      </w:r>
+      <w:r>
+        <w:rPr>
+          <w:rFonts w:ascii="Times New Roman" w:hAnsi="Times New Roman"/>
+          <w:sz w:val="24"/>
+        </w:rPr>
+        <w:t xml:space="preserve"> Твоє́,* </w:t>
+      </w:r>
+      <w:r>
+        <w:rPr>
+          <w:rFonts w:ascii="Times New Roman" w:hAnsi="Times New Roman"/>
+          <w:sz w:val="24"/>
+        </w:rPr>
+        <w:t>неха́й</w:t>
+      </w:r>
+      <w:r>
+        <w:rPr>
+          <w:rFonts w:ascii="Times New Roman" w:hAnsi="Times New Roman"/>
+          <w:sz w:val="24"/>
+        </w:rPr>
+        <w:t xml:space="preserve"> </w:t>
+      </w:r>
+      <w:r>
+        <w:rPr>
+          <w:rFonts w:ascii="Times New Roman" w:hAnsi="Times New Roman"/>
+          <w:sz w:val="24"/>
+        </w:rPr>
+        <w:t>бу́де</w:t>
+      </w:r>
+      <w:r>
+        <w:rPr>
+          <w:rFonts w:ascii="Times New Roman" w:hAnsi="Times New Roman"/>
+          <w:sz w:val="24"/>
+        </w:rPr>
+        <w:t xml:space="preserve"> </w:t>
+      </w:r>
+      <w:r>
+        <w:rPr>
+          <w:rFonts w:ascii="Times New Roman" w:hAnsi="Times New Roman"/>
+          <w:sz w:val="24"/>
+        </w:rPr>
+        <w:t>во́ля</w:t>
+      </w:r>
+      <w:r>
+        <w:rPr>
+          <w:rFonts w:ascii="Times New Roman" w:hAnsi="Times New Roman"/>
+          <w:sz w:val="24"/>
+        </w:rPr>
+        <w:t xml:space="preserve"> Твоя́, як на </w:t>
+      </w:r>
+      <w:r>
+        <w:rPr>
+          <w:rFonts w:ascii="Times New Roman" w:hAnsi="Times New Roman"/>
+          <w:sz w:val="24"/>
+        </w:rPr>
+        <w:t>не́бі</w:t>
+      </w:r>
+      <w:r>
+        <w:rPr>
+          <w:rFonts w:ascii="Times New Roman" w:hAnsi="Times New Roman"/>
+          <w:sz w:val="24"/>
+        </w:rPr>
+        <w:t xml:space="preserve">, так і на землі́.* Хліб наш </w:t>
+      </w:r>
+      <w:r>
+        <w:rPr>
+          <w:rFonts w:ascii="Times New Roman" w:hAnsi="Times New Roman"/>
+          <w:sz w:val="24"/>
+        </w:rPr>
+        <w:t>насу́щний</w:t>
+      </w:r>
+      <w:r>
+        <w:rPr>
+          <w:rFonts w:ascii="Times New Roman" w:hAnsi="Times New Roman"/>
+          <w:sz w:val="24"/>
+        </w:rPr>
+        <w:t xml:space="preserve"> дай нам </w:t>
+      </w:r>
+      <w:r>
+        <w:rPr>
+          <w:rFonts w:ascii="Times New Roman" w:hAnsi="Times New Roman"/>
+          <w:sz w:val="24"/>
+        </w:rPr>
+        <w:t>сього́дні</w:t>
+      </w:r>
+      <w:r>
+        <w:rPr>
+          <w:rFonts w:ascii="Times New Roman" w:hAnsi="Times New Roman"/>
+          <w:sz w:val="24"/>
+        </w:rPr>
+        <w:t xml:space="preserve">;* і прости́ нам </w:t>
+      </w:r>
+      <w:r>
+        <w:rPr>
+          <w:rFonts w:ascii="Times New Roman" w:hAnsi="Times New Roman"/>
+          <w:sz w:val="24"/>
+        </w:rPr>
+        <w:t>прови́ни</w:t>
+      </w:r>
+      <w:r>
+        <w:rPr>
+          <w:rFonts w:ascii="Times New Roman" w:hAnsi="Times New Roman"/>
+          <w:sz w:val="24"/>
+        </w:rPr>
+        <w:t xml:space="preserve"> </w:t>
+      </w:r>
+      <w:r>
+        <w:rPr>
+          <w:rFonts w:ascii="Times New Roman" w:hAnsi="Times New Roman"/>
+          <w:sz w:val="24"/>
+        </w:rPr>
+        <w:t>на́ші</w:t>
+      </w:r>
+      <w:r>
+        <w:rPr>
+          <w:rFonts w:ascii="Times New Roman" w:hAnsi="Times New Roman"/>
+          <w:sz w:val="24"/>
+        </w:rPr>
+        <w:t xml:space="preserve">,* як і ми </w:t>
+      </w:r>
+      <w:r>
+        <w:rPr>
+          <w:rFonts w:ascii="Times New Roman" w:hAnsi="Times New Roman"/>
+          <w:sz w:val="24"/>
+        </w:rPr>
+        <w:t>проща́ємо</w:t>
+      </w:r>
+      <w:r>
+        <w:rPr>
+          <w:rFonts w:ascii="Times New Roman" w:hAnsi="Times New Roman"/>
+          <w:sz w:val="24"/>
+        </w:rPr>
+        <w:t xml:space="preserve"> </w:t>
+      </w:r>
+      <w:r>
+        <w:rPr>
+          <w:rFonts w:ascii="Times New Roman" w:hAnsi="Times New Roman"/>
+          <w:sz w:val="24"/>
+        </w:rPr>
+        <w:t>винува́тцям</w:t>
+      </w:r>
+      <w:r>
+        <w:rPr>
+          <w:rFonts w:ascii="Times New Roman" w:hAnsi="Times New Roman"/>
+          <w:sz w:val="24"/>
+        </w:rPr>
+        <w:t xml:space="preserve"> </w:t>
+      </w:r>
+      <w:r>
+        <w:rPr>
+          <w:rFonts w:ascii="Times New Roman" w:hAnsi="Times New Roman"/>
+          <w:sz w:val="24"/>
+        </w:rPr>
+        <w:t>на́шим</w:t>
+      </w:r>
+      <w:r>
+        <w:rPr>
+          <w:rFonts w:ascii="Times New Roman" w:hAnsi="Times New Roman"/>
+          <w:sz w:val="24"/>
+        </w:rPr>
+        <w:t xml:space="preserve">;* і не введи́ нас у </w:t>
+      </w:r>
+      <w:r>
+        <w:rPr>
+          <w:rFonts w:ascii="Times New Roman" w:hAnsi="Times New Roman"/>
+          <w:sz w:val="24"/>
+        </w:rPr>
+        <w:t>споку́су</w:t>
+      </w:r>
+      <w:r>
+        <w:rPr>
+          <w:rFonts w:ascii="Times New Roman" w:hAnsi="Times New Roman"/>
+          <w:sz w:val="24"/>
+        </w:rPr>
+        <w:t xml:space="preserve">,* але́ </w:t>
+      </w:r>
+      <w:r>
+        <w:rPr>
+          <w:rFonts w:ascii="Times New Roman" w:hAnsi="Times New Roman"/>
+          <w:sz w:val="24"/>
+        </w:rPr>
+        <w:t>ви́зволи</w:t>
+      </w:r>
+      <w:r>
+        <w:rPr>
+          <w:rFonts w:ascii="Times New Roman" w:hAnsi="Times New Roman"/>
+          <w:sz w:val="24"/>
+        </w:rPr>
+        <w:t xml:space="preserve"> нас від </w:t>
+      </w:r>
+      <w:r>
+        <w:rPr>
+          <w:rFonts w:ascii="Times New Roman" w:hAnsi="Times New Roman"/>
+          <w:sz w:val="24"/>
+        </w:rPr>
+        <w:t>лука́вого</w:t>
+      </w:r>
+      <w:r>
+        <w:rPr>
+          <w:rFonts w:ascii="Times New Roman" w:hAnsi="Times New Roman"/>
+          <w:sz w:val="24"/>
+        </w:rPr>
+        <w:t>.</w:t>
+      </w:r>
+    </w:p>
+    <w:p>
+      <w:pPr>
+        <w:spacing w:after="120"/>
+        <w:rPr>
+          <w:rFonts w:ascii="Times New Roman" w:hAnsi="Times New Roman" w:cs="Times New Roman"/>
+        </w:rPr>
+      </w:pPr>
+      <w:r>
+        <w:rPr>
+          <w:rFonts w:ascii="Times New Roman" w:hAnsi="Times New Roman" w:cs="Times New Roman"/>
+          <w:i/>
+          <w:color w:val="FF0000"/>
+          <w:sz w:val="24"/>
+          <w:szCs w:val="24"/>
+        </w:rPr>
+        <w:t>Священник:</w:t>
+      </w:r>
+      <w:r>
+        <w:rPr>
+          <w:rFonts w:ascii="Times New Roman" w:hAnsi="Times New Roman" w:cs="Times New Roman"/>
+          <w:sz w:val="24"/>
+          <w:szCs w:val="24"/>
+        </w:rPr>
+        <w:t xml:space="preserve"> Бо Твоє є царство, і сила, і слава, Отця, і Сина, і Святого Духа, нині, і повсякчас, і на віки віків.</w:t>
+      </w:r>
+    </w:p>
+    <w:p>
+      <w:pPr>
+        <w:spacing w:after="120"/>
+        <w:jc w:val="both"/>
+        <w:rPr>
+          <w:rFonts w:ascii="Times New Roman" w:hAnsi="Times New Roman" w:cs="Times New Roman"/>
+          <w:i/>
           <w:sz w:val="24"/>
           <w:szCs w:val="24"/>
           <w:lang w:val="ru-MD"/>
@@ -223,314 +1170,53 @@
       <w:r>
         <w:rPr>
           <w:rFonts w:ascii="Times New Roman" w:hAnsi="Times New Roman" w:cs="Times New Roman"/>
+          <w:i/>
+          <w:color w:val="FF0000"/>
           <w:sz w:val="24"/>
           <w:szCs w:val="24"/>
           <w:lang w:val="ru-MD"/>
         </w:rPr>
-        <w:t xml:space="preserve">Святий Боже, святий Кріпкий, святий Безсмертний, помилуй нас </w:t>
-      </w:r>
-      <w:r>
-        <w:rPr>
-          <w:rFonts w:ascii="Times New Roman" w:hAnsi="Times New Roman" w:cs="Times New Roman"/>
-          <w:i/>
+        <w:t>Вірні:</w:t>
+      </w:r>
+      <w:r>
+        <w:rPr>
+          <w:rFonts w:ascii="Times New Roman" w:hAnsi="Times New Roman" w:cs="Times New Roman"/>
           <w:color w:val="FF0000"/>
           <w:sz w:val="24"/>
           <w:szCs w:val="24"/>
           <w:lang w:val="ru-MD"/>
         </w:rPr>
-        <w:t>(3</w:t>
-      </w:r>
-      <w:r>
-        <w:rPr>
-          <w:rFonts w:ascii="Times New Roman" w:hAnsi="Times New Roman" w:cs="Times New Roman"/>
-          <w:i/>
-          <w:color w:val="FF0000"/>
-          <w:sz w:val="24"/>
-          <w:szCs w:val="24"/>
-        </w:rPr>
-        <w:t> </w:t>
-      </w:r>
-      <w:r>
-        <w:rPr>
-          <w:rFonts w:ascii="Times New Roman" w:hAnsi="Times New Roman" w:cs="Times New Roman"/>
-          <w:i/>
-          <w:color w:val="FF0000"/>
+        <w:t xml:space="preserve"> </w:t>
+      </w:r>
+      <w:r>
+        <w:rPr>
+          <w:rFonts w:ascii="Times New Roman" w:hAnsi="Times New Roman" w:cs="Times New Roman"/>
           <w:sz w:val="24"/>
           <w:szCs w:val="24"/>
           <w:lang w:val="ru-MD"/>
         </w:rPr>
-        <w:t>р.)</w:t>
-      </w:r>
-      <w:r>
-        <w:rPr>
-          <w:rFonts w:ascii="Times New Roman" w:hAnsi="Times New Roman" w:cs="Times New Roman"/>
-          <w:i/>
+        <w:t xml:space="preserve">Амінь. Господи, помилуй </w:t>
+      </w:r>
+      <w:r>
+        <w:rPr>
+          <w:rFonts w:ascii="Times New Roman" w:hAnsi="Times New Roman" w:cs="Times New Roman"/>
+          <w:i/>
+          <w:color w:val="FF0000"/>
           <w:sz w:val="24"/>
           <w:szCs w:val="24"/>
           <w:lang w:val="ru-MD"/>
         </w:rPr>
-        <w:t>.</w:t>
-      </w:r>
-    </w:p>
-    <w:p>
-      <w:pPr>
-        <w:spacing w:after="120"/>
-        <w:jc w:val="both"/>
-        <w:rPr>
-          <w:rFonts w:ascii="Times New Roman" w:hAnsi="Times New Roman" w:cs="Times New Roman"/>
-          <w:sz w:val="24"/>
-          <w:szCs w:val="24"/>
-          <w:lang w:val="ru-MD"/>
-        </w:rPr>
-      </w:pPr>
-      <w:r>
-        <w:rPr>
-          <w:rFonts w:ascii="Times New Roman" w:hAnsi="Times New Roman" w:cs="Times New Roman"/>
-          <w:sz w:val="24"/>
-          <w:szCs w:val="24"/>
-          <w:lang w:val="ru-MD"/>
-        </w:rPr>
-        <w:t>Слава Отцю, і Сину, і Святому Духові,* і нині і повсякчас, і на віки віків. Амінь.</w:t>
-      </w:r>
-    </w:p>
-    <w:p>
-      <w:pPr>
-        <w:spacing w:after="120"/>
-        <w:jc w:val="both"/>
-        <w:rPr>
-          <w:rFonts w:ascii="Times New Roman" w:hAnsi="Times New Roman" w:cs="Times New Roman"/>
-          <w:sz w:val="24"/>
-          <w:szCs w:val="24"/>
-          <w:lang w:val="ru-MD"/>
-        </w:rPr>
-      </w:pPr>
-      <w:r>
-        <w:rPr>
-          <w:rFonts w:ascii="Times New Roman" w:hAnsi="Times New Roman" w:cs="Times New Roman"/>
-          <w:sz w:val="24"/>
-          <w:szCs w:val="24"/>
-          <w:lang w:val="ru-MD"/>
-        </w:rPr>
-        <w:t>Пресвята Тройце, помилуй нас;* Господи, очисти гріхи наші;* Владико, прости беззаконня наші;* Святий, завітай і зціли немочі наші імени твого ради.</w:t>
-      </w:r>
-    </w:p>
-    <w:p>
-      <w:pPr>
-        <w:spacing w:after="120"/>
-        <w:jc w:val="both"/>
-        <w:rPr>
-          <w:rFonts w:ascii="Times New Roman" w:hAnsi="Times New Roman" w:cs="Times New Roman"/>
-          <w:sz w:val="24"/>
-          <w:szCs w:val="24"/>
-          <w:lang w:val="ru-MD"/>
-        </w:rPr>
-      </w:pPr>
-      <w:r>
-        <w:rPr>
-          <w:rFonts w:ascii="Times New Roman" w:hAnsi="Times New Roman" w:cs="Times New Roman"/>
-          <w:sz w:val="24"/>
-          <w:szCs w:val="24"/>
-          <w:lang w:val="ru-MD"/>
-        </w:rPr>
-        <w:t xml:space="preserve">Господи, помилуй </w:t>
-      </w:r>
-      <w:r>
-        <w:rPr>
-          <w:rFonts w:ascii="Times New Roman" w:hAnsi="Times New Roman" w:cs="Times New Roman"/>
-          <w:i/>
-          <w:color w:val="FF0000"/>
-          <w:sz w:val="24"/>
-          <w:szCs w:val="24"/>
-          <w:lang w:val="ru-MD"/>
-        </w:rPr>
-        <w:t>(3</w:t>
-      </w:r>
-      <w:r>
-        <w:rPr>
-          <w:rFonts w:ascii="Times New Roman" w:hAnsi="Times New Roman" w:cs="Times New Roman"/>
-          <w:i/>
-          <w:color w:val="FF0000"/>
-          <w:sz w:val="24"/>
-          <w:szCs w:val="24"/>
-        </w:rPr>
-        <w:t> </w:t>
-      </w:r>
-      <w:r>
-        <w:rPr>
-          <w:rFonts w:ascii="Times New Roman" w:hAnsi="Times New Roman" w:cs="Times New Roman"/>
-          <w:i/>
-          <w:color w:val="FF0000"/>
-          <w:sz w:val="24"/>
-          <w:szCs w:val="24"/>
-          <w:lang w:val="ru-MD"/>
-        </w:rPr>
-        <w:t>р.)</w:t>
-      </w:r>
-      <w:r>
-        <w:rPr>
-          <w:rFonts w:ascii="Times New Roman" w:hAnsi="Times New Roman" w:cs="Times New Roman"/>
-          <w:i/>
-          <w:sz w:val="24"/>
-          <w:szCs w:val="24"/>
-          <w:lang w:val="ru-MD"/>
-        </w:rPr>
-        <w:t>.</w:t>
-      </w:r>
-    </w:p>
-    <w:p>
-      <w:pPr>
-        <w:spacing w:after="120"/>
-        <w:jc w:val="both"/>
-        <w:rPr>
-          <w:rFonts w:ascii="Times New Roman" w:hAnsi="Times New Roman" w:cs="Times New Roman"/>
-          <w:sz w:val="24"/>
-          <w:szCs w:val="24"/>
-          <w:lang w:val="ru-MD"/>
-        </w:rPr>
-      </w:pPr>
-      <w:r>
-        <w:rPr>
-          <w:rFonts w:ascii="Times New Roman" w:hAnsi="Times New Roman" w:cs="Times New Roman"/>
-          <w:sz w:val="24"/>
-          <w:szCs w:val="24"/>
-          <w:lang w:val="ru-MD"/>
-        </w:rPr>
-        <w:t xml:space="preserve">Слава Отцю, і Сину, і Святому Духові.* </w:t>
-      </w:r>
-      <w:r>
-        <w:rPr>
-          <w:rFonts w:ascii="Times New Roman" w:hAnsi="Times New Roman" w:cs="Times New Roman"/>
-          <w:sz w:val="24"/>
-          <w:szCs w:val="24"/>
-        </w:rPr>
-        <w:t xml:space="preserve">І нині і повсякчас, і на віки віків. </w:t>
-      </w:r>
-      <w:r>
-        <w:rPr>
-          <w:rFonts w:ascii="Times New Roman" w:hAnsi="Times New Roman" w:cs="Times New Roman"/>
-          <w:sz w:val="24"/>
-          <w:szCs w:val="24"/>
-          <w:lang w:val="ru-MD"/>
-        </w:rPr>
-        <w:t>Амінь.</w:t>
-      </w:r>
-    </w:p>
-    <w:p>
-      <w:pPr>
-        <w:spacing w:after="120"/>
-        <w:jc w:val="both"/>
-        <w:rPr>
-          <w:rFonts w:ascii="Times New Roman" w:hAnsi="Times New Roman" w:cs="Times New Roman"/>
-          <w:sz w:val="24"/>
-          <w:szCs w:val="24"/>
-        </w:rPr>
-      </w:pPr>
-      <w:r>
-        <w:rPr>
-          <w:rFonts w:ascii="Times New Roman" w:hAnsi="Times New Roman" w:cs="Times New Roman"/>
-          <w:sz w:val="24"/>
-          <w:szCs w:val="24"/>
-          <w:lang w:val="ru-MD"/>
-        </w:rPr>
-        <w:t xml:space="preserve">Отче наш, що єси на небесах,* нехай святиться ім’я твоє,* нехай прийде царство твоє,* нехай буде воля твоя, як на небі, так і на землі.* </w:t>
-      </w:r>
-      <w:r>
-        <w:rPr>
-          <w:rFonts w:ascii="Times New Roman" w:hAnsi="Times New Roman" w:cs="Times New Roman"/>
-          <w:sz w:val="24"/>
-          <w:szCs w:val="24"/>
-        </w:rPr>
-        <w:t>Хліб наш насущний дай нам сьогодні,* і прости нам провини наші,* як і ми прощаємо винуватцям нашим,* і не введи нас у спокусу,* але визволи нас від лукавого.</w:t>
-      </w:r>
-    </w:p>
-    <w:p>
-      <w:pPr>
-        <w:spacing w:after="120"/>
-        <w:rPr>
-          <w:rFonts w:ascii="Times New Roman" w:hAnsi="Times New Roman" w:cs="Times New Roman"/>
-        </w:rPr>
-      </w:pPr>
-      <w:r>
-        <w:rPr>
-          <w:rFonts w:ascii="Times New Roman" w:hAnsi="Times New Roman" w:cs="Times New Roman"/>
-          <w:i/>
-          <w:color w:val="FF0000"/>
-          <w:sz w:val="24"/>
-          <w:szCs w:val="24"/>
-        </w:rPr>
-        <w:t>Священник:</w:t>
-      </w:r>
-      <w:r>
-        <w:rPr>
-          <w:rFonts w:ascii="Times New Roman" w:hAnsi="Times New Roman" w:cs="Times New Roman"/>
-          <w:sz w:val="24"/>
-          <w:szCs w:val="24"/>
-        </w:rPr>
-        <w:t xml:space="preserve"> Бо Твоє є царство, і сила, і слава, Отця, і Сина, і Святого Духа, нині, і повсякчас, і на віки віків.</w:t>
-      </w:r>
-    </w:p>
-    <w:p>
-      <w:pPr>
-        <w:spacing w:after="120"/>
-        <w:jc w:val="both"/>
-        <w:rPr>
-          <w:rFonts w:ascii="Times New Roman" w:hAnsi="Times New Roman" w:cs="Times New Roman"/>
-          <w:i/>
-          <w:sz w:val="24"/>
-          <w:szCs w:val="24"/>
-          <w:lang w:val="ru-MD"/>
-        </w:rPr>
-      </w:pPr>
-      <w:r>
-        <w:rPr>
-          <w:rFonts w:ascii="Times New Roman" w:hAnsi="Times New Roman" w:cs="Times New Roman"/>
-          <w:i/>
-          <w:color w:val="FF0000"/>
-          <w:sz w:val="24"/>
-          <w:szCs w:val="24"/>
-          <w:lang w:val="ru-MD"/>
-        </w:rPr>
-        <w:t>Вірні:</w:t>
-      </w:r>
-      <w:r>
-        <w:rPr>
-          <w:rFonts w:ascii="Times New Roman" w:hAnsi="Times New Roman" w:cs="Times New Roman"/>
-          <w:color w:val="FF0000"/>
-          <w:sz w:val="24"/>
-          <w:szCs w:val="24"/>
-          <w:lang w:val="ru-MD"/>
+        <w:t>(12</w:t>
+      </w:r>
+      <w:r>
+        <w:rPr>
+          <w:rFonts w:ascii="Times New Roman" w:hAnsi="Times New Roman" w:cs="Times New Roman"/>
+          <w:i/>
+          <w:color w:val="FF0000"/>
+          <w:sz w:val="24"/>
+          <w:szCs w:val="24"/>
         </w:rPr>
         <w:t xml:space="preserve"> </w:t>
-      </w:r>
-      <w:r>
-        <w:rPr>
-          <w:rFonts w:ascii="Times New Roman" w:hAnsi="Times New Roman" w:cs="Times New Roman"/>
-          <w:sz w:val="24"/>
-          <w:szCs w:val="24"/>
-          <w:lang w:val="ru-MD"/>
-        </w:rPr>
-        <w:t xml:space="preserve">Амінь. Господи, помилуй </w:t>
-      </w:r>
-      <w:r>
-        <w:rPr>
-          <w:rFonts w:ascii="Times New Roman" w:hAnsi="Times New Roman" w:cs="Times New Roman"/>
-          <w:i/>
-          <w:color w:val="FF0000"/>
-          <w:sz w:val="24"/>
-          <w:szCs w:val="24"/>
-          <w:lang w:val="ru-MD"/>
-        </w:rPr>
-        <w:t>(12</w:t>
-      </w:r>
-      <w:r>
-        <w:rPr>
-          <w:rFonts w:ascii="Times New Roman" w:hAnsi="Times New Roman" w:cs="Times New Roman"/>
-          <w:i/>
-          <w:color w:val="FF0000"/>
-          <w:sz w:val="24"/>
-          <w:szCs w:val="24"/>
-        </w:rPr>
-        <w:t> </w:t>
       </w:r>
       <w:r>
         <w:rPr>
@@ -1347,27 +2033,27 @@
           <w:sz w:val="24"/>
           <w:szCs w:val="24"/>
         </w:rPr>
-        <w:t> Господи щедрий і милосердний, довготерпеливий і многомилостивий! Вислухай молитви наші і зверни увагу на голос моління нашого і яви нам знак милости твоєї, наведи нас на дорогу твою, щоб ходили ми в твоїй правді. Звесели серця наші, щоб ми боялись імення твого святого, бо ти великий і твориш чуда; ти Бог єдиний і немає подібного тобі між богами, Господи. Ти сильний у милості і добрий у силі, аби допомагати й утішати, і спасати всіх, хто на ім'я твоє святе уповає. Бо тобі належить усяка слава, честь і поклоніння: Отцю, Сину, і Святому Духові, нині і повсякчас, і на віки віків. Амінь.</w:t>
-      </w:r>
-    </w:p>
-    <w:p>
-      <w:pPr>
-        <w:spacing w:after="120"/>
-        <w:jc w:val="both"/>
-        <w:rPr>
-          <w:rFonts w:ascii="Times New Roman" w:hAnsi="Times New Roman" w:cs="Times New Roman"/>
-          <w:sz w:val="24"/>
-          <w:szCs w:val="24"/>
-        </w:rPr>
-      </w:pPr>
-      <w:r>
-        <w:rPr>
-          <w:rFonts w:ascii="Times New Roman" w:hAnsi="Times New Roman" w:cs="Times New Roman"/>
-          <w:color w:val="FF0000"/>
-          <w:sz w:val="24"/>
-          <w:szCs w:val="24"/>
-        </w:rPr>
-        <w:t>2. </w:t>
+        <w:t xml:space="preserve"> Господи щедрий і милосердний, довготерпеливий і многомилостивий! Вислухай молитви наші і зверни увагу на голос моління нашого і яви нам знак милости твоєї, наведи нас на дорогу твою, щоб ходили ми в твоїй правді. Звесели серця наші, щоб ми боялись імення твого святого, бо ти великий і твориш чуда; ти Бог єдиний і немає подібного тобі між богами, Господи. Ти сильний у милості і добрий у силі, аби допомагати й утішати, і спасати всіх, хто на ім'я твоє святе уповає. Бо тобі належить усяка слава, честь і поклоніння: Отцю, Сину, і Святому Духові, нині і повсякчас, і на віки віків. Амінь.</w:t>
+      </w:r>
+    </w:p>
+    <w:p>
+      <w:pPr>
+        <w:spacing w:after="120"/>
+        <w:jc w:val="both"/>
+        <w:rPr>
+          <w:rFonts w:ascii="Times New Roman" w:hAnsi="Times New Roman" w:cs="Times New Roman"/>
+          <w:sz w:val="24"/>
+          <w:szCs w:val="24"/>
+        </w:rPr>
+      </w:pPr>
+      <w:r>
+        <w:rPr>
+          <w:rFonts w:ascii="Times New Roman" w:hAnsi="Times New Roman" w:cs="Times New Roman"/>
+          <w:color w:val="FF0000"/>
+          <w:sz w:val="24"/>
+          <w:szCs w:val="24"/>
+        </w:rPr>
+        <w:t xml:space="preserve">2. </w:t>
       </w:r>
       <w:r>
         <w:rPr>
@@ -1403,27 +2089,27 @@
           <w:sz w:val="24"/>
           <w:szCs w:val="24"/>
         </w:rPr>
-        <w:t> Господи, Боже наш! Згадай нас грішних і недостойних слуг твоїх, коли призиваємо святе ім'я твоє, і не осороми нас, коли очікуємо милости твоєї, але вислухай, Господи, усі наші спасенні прохання, і вчини нас достойними любити і боятися тебе від усього серця нашого і творити в усьому волю твою. Бо ти є добрий і людинолюбний Бог, і тобі славу віддаємо: Отцю, і Сину, і Святому Духові, нині і повсякчас, і на віки віків. Амінь.</w:t>
-      </w:r>
-    </w:p>
-    <w:p>
-      <w:pPr>
-        <w:spacing w:after="120"/>
-        <w:jc w:val="both"/>
-        <w:rPr>
-          <w:rFonts w:ascii="Times New Roman" w:hAnsi="Times New Roman" w:cs="Times New Roman"/>
-          <w:sz w:val="24"/>
-          <w:szCs w:val="24"/>
-        </w:rPr>
-      </w:pPr>
-      <w:r>
-        <w:rPr>
-          <w:rFonts w:ascii="Times New Roman" w:hAnsi="Times New Roman" w:cs="Times New Roman"/>
-          <w:color w:val="FF0000"/>
-          <w:sz w:val="24"/>
-          <w:szCs w:val="24"/>
-        </w:rPr>
-        <w:t>4. </w:t>
+        <w:t xml:space="preserve"> Господи, Боже наш! Згадай нас грішних і недостойних слуг твоїх, коли призиваємо святе ім'я твоє, і не осороми нас, коли очікуємо милости твоєї, але вислухай, Господи, усі наші спасенні прохання, і вчини нас достойними любити і боятися тебе від усього серця нашого і творити в усьому волю твою. Бо ти є добрий і людинолюбний Бог, і тобі славу віддаємо: Отцю, і Сину, і Святому Духові, нині і повсякчас, і на віки віків. Амінь.</w:t>
+      </w:r>
+    </w:p>
+    <w:p>
+      <w:pPr>
+        <w:spacing w:after="120"/>
+        <w:jc w:val="both"/>
+        <w:rPr>
+          <w:rFonts w:ascii="Times New Roman" w:hAnsi="Times New Roman" w:cs="Times New Roman"/>
+          <w:sz w:val="24"/>
+          <w:szCs w:val="24"/>
+        </w:rPr>
+      </w:pPr>
+      <w:r>
+        <w:rPr>
+          <w:rFonts w:ascii="Times New Roman" w:hAnsi="Times New Roman" w:cs="Times New Roman"/>
+          <w:color w:val="FF0000"/>
+          <w:sz w:val="24"/>
+          <w:szCs w:val="24"/>
+        </w:rPr>
+        <w:t xml:space="preserve">4. </w:t>
       </w:r>
       <w:r>
         <w:rPr>
@@ -1459,7 +2145,7 @@
           <w:sz w:val="24"/>
           <w:szCs w:val="24"/>
         </w:rPr>
-        <w:t> Благословенний ти, Господи Боже, Вседержителю, що знаєш думки людські, що відаєш те, чого ми потребуємо, і багато більше, ніж ми просимо, або розуміємо. Самий ти, людинолюбний Царю, у всьому добрий, задовольни нас багатством твоїх ласк, щоб ми непостидною совістю призивали святе ім'я твоє; і не введи нас у спокусу, але визволь нас від злого, і провидінням твоїм дай нам усе корисне. Бо тобі належить усяка слава, честь і поклоніння: Отцю, і Сину, і Святому Духові, нині і повсякчас, і на віки віків. Амінь.</w:t>
+        <w:t xml:space="preserve"> Благословенний ти, Господи Боже, Вседержителю, що знаєш думки людські, що відаєш те, чого ми потребуємо, і багато більше, ніж ми просимо, або розуміємо. Самий ти, людинолюбний Царю, у всьому добрий, задовольни нас багатством твоїх ласк, щоб ми непостидною совістю призивали святе ім'я твоє; і не введи нас у спокусу, але визволь нас від злого, і провидінням твоїм дай нам усе корисне. Бо тобі належить усяка слава, честь і поклоніння: Отцю, і Сину, і Святому Духові, нині і повсякчас, і на віки віків. Амінь.</w:t>
       </w:r>
     </w:p>
     <w:p>
@@ -1487,7 +2173,7 @@
           <w:sz w:val="24"/>
           <w:szCs w:val="24"/>
         </w:rPr>
-        <w:t> Господи, Господи, що пречистою твоєю долонею все утримуєш, що довго терпиш нам усім, і жалієшся задля нашої злоби! Згадай твої милості і ласки, відвідай нас у твоїй доброті і дай нам пройти й останок нинішнього дня вільним від різних затій лукавого, і збережи наше життя без напастувань, благодаттю Святого твого Духа, − милістю, щедротами і людинолюб'ям єдинородного Сина твого, з яким і ти є благословенний, з пресвятим, добрим і животворящим твоїм Духом, нині і повсякчас, і на віки віків. Амінь.</w:t>
+        <w:t xml:space="preserve"> Господи, Господи, що пречистою твоєю долонею все утримуєш, що довго терпиш нам усім, і жалієшся задля нашої злоби! Згадай твої милості і ласки, відвідай нас у твоїй доброті і дай нам пройти й останок нинішнього дня вільним від різних затій лукавого, і збережи наше життя без напастувань, благодаттю Святого твого Духа, − милістю, щедротами і людинолюб'ям єдинородного Сина твого, з яким і ти є благословенний, з пресвятим, добрим і животворящим твоїм Духом, нині і повсякчас, і на віки віків. Амінь.</w:t>
       </w:r>
     </w:p>
     <w:p>
@@ -1515,7 +2201,7 @@
           <w:sz w:val="24"/>
           <w:szCs w:val="24"/>
         </w:rPr>
-        <w:t> Боже великий і дивний, що несказанною добрістю і багатим промислом усім управляєш, і дав нам земні добра й запевнив нам обіцяне царство уділеними ласками впродовж цього дня, остерігши нас від усякого лиха! Дай нам і решту непорочно докінчити перед святою твоєю славою і величати тебе одного і доброго, і людинолюбного Бога нашого. Бо ти Бог наш і тобі славу віддаємо: Отцю, і Сину, і Святому Духові, нині і повсякчас, і на віки віків. Амінь.</w:t>
+        <w:t xml:space="preserve"> Боже великий і дивний, що несказанною добрістю і багатим промислом усім управляєш, і дав нам земні добра й запевнив нам обіцяне царство уділеними ласками впродовж цього дня, остерігши нас від усякого лиха! Дай нам і решту непорочно докінчити перед святою твоєю славою і величати тебе одного і доброго, і людинолюбного Бога нашого. Бо ти Бог наш і тобі славу віддаємо: Отцю, і Сину, і Святому Духові, нині і повсякчас, і на віки віків. Амінь.</w:t>
       </w:r>
     </w:p>
     <w:p>
@@ -1543,7 +2229,7 @@
           <w:sz w:val="24"/>
           <w:szCs w:val="24"/>
         </w:rPr>
-        <w:t xml:space="preserve"> Боже великий і вишній, в тебе одного є безсмертність і в світлі живеш недоступнім. Ти все створіння мудро створив, відокремив світло від темряви і сонце поклав, щоб правити днем, а місяць і зорі, щоб володіли ніччю, нас же грішних вчинив достойними і в теперішню годину стати перед твоїм обличчям, щоб тебе визнавати і принести тобі вечірнє славослов'я. Направ, Людинолюбче, молитву нашу, немов кадило, перед тобою і прийми її, як благовонний запах. Дай нам мирний цей вечір і близьку вже ніч; зодягни нас у броню світла; визволь нас від нічного страху і всякої речі, що в темряві з'являється, і дай сон, що його ти дарував на відпочинок нашій немічності, вільний від усякого маріння диявольського. </w:t>
+        <w:t xml:space="preserve"> Боже великий і вишній, в тебе одного є безсмертність і в світлі живеш недоступнім. Ти все створіння мудро створив, відокремив світло від темряви і сонце поклав, щоб правити днем, а місяць і зорі, щоб володіли ніччю, нас же грішних вчинив достойними і в теперішню годину стати перед твоїм обличчям, щоб тебе визнавати і принести тобі вечірнє славослов'я. Направ, Людинолюбче, молитву нашу, немов кадило, перед тобою і прийми її, як благовонний запах. Дай нам мирний цей вечір і близьку вже ніч; зодягни нас у броню світла; визволь нас від нічного страху і всякої речі, що в темряві з'являється, і дай сон, що його ти дарував на відпочинок нашій немічності, вільний від усякого маріння диявольського. </w:t>
       </w:r>
       <w:r>
         <w:rPr>
@@ -2599,7 +3285,7 @@
           <w:color w:val="FF0000"/>
           <w:sz w:val="24"/>
         </w:rPr>
-        <w:t>(3 р.)</w:t>
+        <w:t>(3 р.)</w:t>
       </w:r>
     </w:p>
     <w:p>
@@ -5089,30 +5775,19 @@
       </w:pPr>
       <w:r>
         <w:rPr>
-          <w:rFonts w:ascii="Times New Roman" w:hAnsi="Times New Roman" w:cs="Times New Roman"/>
-          <w:i/>
-          <w:color w:val="FF0000"/>
-          <w:sz w:val="24"/>
-          <w:szCs w:val="24"/>
+          <w:rFonts w:ascii="Times New Roman" w:hAnsi="Times New Roman"/>
+          <w:i/>
+          <w:color w:val="FF4400"/>
+          <w:sz w:val="24"/>
         </w:rPr>
         <w:t>Священик:</w:t>
       </w:r>
       <w:r>
         <w:rPr>
-          <w:rFonts w:ascii="Times New Roman" w:hAnsi="Times New Roman" w:cs="Times New Roman"/>
-          <w:color w:val="FF0000"/>
-          <w:sz w:val="24"/>
-          <w:szCs w:val="24"/>
-        </w:rPr>
-        <w:t xml:space="preserve"> </w:t>
-      </w:r>
-      <w:r>
-        <w:rPr>
-          <w:rFonts w:ascii="Times New Roman" w:hAnsi="Times New Roman" w:cs="Times New Roman"/>
-          <w:sz w:val="24"/>
-          <w:szCs w:val="24"/>
-        </w:rPr>
-        <w:t>Мир всім.</w:t>
+          <w:rFonts w:ascii="Times New Roman" w:hAnsi="Times New Roman"/>
+          <w:sz w:val="24"/>
+        </w:rPr>
+        <w:t xml:space="preserve"> Мир всім.</w:t>
       </w:r>
     </w:p>
     <w:p>
@@ -5192,7 +5867,7 @@
           <w:sz w:val="24"/>
           <w:szCs w:val="24"/>
         </w:rPr>
-        <w:t>Псалом 92 (г. 6):</w:t>
+        <w:t>Псалом 92 (г. 6):</w:t>
       </w:r>
     </w:p>
     <w:p>
@@ -6981,16 +7656,43 @@
       </w:pPr>
       <w:r>
         <w:rPr>
-          <w:rFonts w:ascii="Times New Roman" w:hAnsi="Times New Roman" w:cs="Times New Roman"/>
-          <w:i/>
-          <w:color w:val="FF0000"/>
-          <w:sz w:val="24"/>
-          <w:szCs w:val="24"/>
+          <w:rFonts w:ascii="Times New Roman" w:hAnsi="Times New Roman"/>
+          <w:i/>
+          <w:color w:val="FF4400"/>
+          <w:sz w:val="24"/>
         </w:rPr>
         <w:t>Священик:</w:t>
       </w:r>
       <w:r>
         <w:rPr>
+          <w:rFonts w:ascii="Times New Roman" w:hAnsi="Times New Roman"/>
+          <w:sz w:val="24"/>
+        </w:rPr>
+        <w:t xml:space="preserve"> Бо Ти – Бог милости, ласк і людинолюбности, і Тобі славу віддаємо, Отцю, і Сину, і Святому Духові, нині, і повсякчас, і на віки віків.</w:t>
+      </w:r>
+    </w:p>
+    <w:p>
+      <w:pPr>
+        <w:spacing w:after="120"/>
+        <w:jc w:val="both"/>
+        <w:rPr>
+          <w:rFonts w:ascii="Times New Roman" w:hAnsi="Times New Roman" w:cs="Times New Roman"/>
+          <w:sz w:val="24"/>
+          <w:szCs w:val="24"/>
+        </w:rPr>
+      </w:pPr>
+      <w:r>
+        <w:rPr>
+          <w:rFonts w:ascii="Times New Roman" w:hAnsi="Times New Roman" w:cs="Times New Roman"/>
+          <w:i/>
+          <w:color w:val="FF0000"/>
+          <w:sz w:val="24"/>
+          <w:szCs w:val="24"/>
+        </w:rPr>
+        <w:t>Вірні:</w:t>
+      </w:r>
+      <w:r>
+        <w:rPr>
           <w:rFonts w:ascii="Times New Roman" w:hAnsi="Times New Roman" w:cs="Times New Roman"/>
           <w:color w:val="FF0000"/>
           <w:sz w:val="24"/>
@@ -7001,11 +7703,37 @@
       <w:r>
         <w:rPr>
           <w:rFonts w:ascii="Times New Roman" w:hAnsi="Times New Roman" w:cs="Times New Roman"/>
-          <w:color w:val="000000"/>
-          <w:sz w:val="24"/>
-          <w:szCs w:val="24"/>
-        </w:rPr>
-        <w:t>Бо Ти – Бог милости, ласк і людинолюбности, і Тобі славу віддаємо, Отцю, і Сину, і Святому Духові, нині, і повсякчас, і на віки віків.</w:t>
+          <w:sz w:val="24"/>
+          <w:szCs w:val="24"/>
+        </w:rPr>
+        <w:t>Амінь.</w:t>
+      </w:r>
+    </w:p>
+    <w:p>
+      <w:pPr>
+        <w:spacing w:after="120"/>
+        <w:jc w:val="both"/>
+        <w:rPr>
+          <w:rFonts w:ascii="Times New Roman" w:hAnsi="Times New Roman" w:cs="Times New Roman"/>
+          <w:sz w:val="24"/>
+          <w:szCs w:val="24"/>
+        </w:rPr>
+      </w:pPr>
+      <w:r>
+        <w:rPr>
+          <w:rFonts w:ascii="Times New Roman" w:hAnsi="Times New Roman"/>
+          <w:i/>
+          <w:color w:val="FF4400"/>
+          <w:sz w:val="24"/>
+        </w:rPr>
+        <w:t>Священик:</w:t>
+      </w:r>
+      <w:r>
+        <w:rPr>
+          <w:rFonts w:ascii="Times New Roman" w:hAnsi="Times New Roman"/>
+          <w:sz w:val="24"/>
+        </w:rPr>
+        <w:t xml:space="preserve"> Мир всім.</w:t>
       </w:r>
     </w:p>
     <w:p>
@@ -7043,28 +7771,47 @@
           <w:sz w:val="24"/>
           <w:szCs w:val="24"/>
         </w:rPr>
-        <w:t>Амінь.</w:t>
-      </w:r>
-    </w:p>
-    <w:p>
-      <w:pPr>
-        <w:spacing w:after="120"/>
-        <w:jc w:val="both"/>
-        <w:rPr>
-          <w:rFonts w:ascii="Times New Roman" w:hAnsi="Times New Roman" w:cs="Times New Roman"/>
-          <w:sz w:val="24"/>
-          <w:szCs w:val="24"/>
-        </w:rPr>
-      </w:pPr>
-      <w:r>
-        <w:rPr>
-          <w:rFonts w:ascii="Times New Roman" w:hAnsi="Times New Roman" w:cs="Times New Roman"/>
-          <w:i/>
-          <w:color w:val="FF0000"/>
-          <w:sz w:val="24"/>
-          <w:szCs w:val="24"/>
-        </w:rPr>
-        <w:t>Священик:</w:t>
+        <w:t>І духові твоєму.</w:t>
+      </w:r>
+    </w:p>
+    <w:p>
+      <w:pPr>
+        <w:spacing w:after="120"/>
+        <w:jc w:val="both"/>
+        <w:rPr>
+          <w:rFonts w:ascii="Times New Roman" w:hAnsi="Times New Roman" w:cs="Times New Roman"/>
+          <w:sz w:val="24"/>
+          <w:szCs w:val="24"/>
+        </w:rPr>
+      </w:pPr>
+      <w:r>
+        <w:rPr>
+          <w:rFonts w:ascii="Times New Roman" w:hAnsi="Times New Roman" w:cs="Times New Roman"/>
+          <w:sz w:val="24"/>
+          <w:szCs w:val="24"/>
+        </w:rPr>
+        <w:t>Голови ваші перед Господом схиліть.</w:t>
+      </w:r>
+    </w:p>
+    <w:p>
+      <w:pPr>
+        <w:spacing w:after="120"/>
+        <w:jc w:val="both"/>
+        <w:rPr>
+          <w:rFonts w:ascii="Times New Roman" w:hAnsi="Times New Roman" w:cs="Times New Roman"/>
+          <w:sz w:val="24"/>
+          <w:szCs w:val="24"/>
+        </w:rPr>
+      </w:pPr>
+      <w:r>
+        <w:rPr>
+          <w:rFonts w:ascii="Times New Roman" w:hAnsi="Times New Roman" w:cs="Times New Roman"/>
+          <w:i/>
+          <w:color w:val="FF0000"/>
+          <w:sz w:val="24"/>
+          <w:szCs w:val="24"/>
+        </w:rPr>
+        <w:t>Вірні:</w:t>
       </w:r>
       <w:r>
         <w:rPr>
@@ -7081,101 +7828,6 @@
           <w:sz w:val="24"/>
           <w:szCs w:val="24"/>
         </w:rPr>
-        <w:t>Мир всім.</w:t>
-      </w:r>
-    </w:p>
-    <w:p>
-      <w:pPr>
-        <w:spacing w:after="120"/>
-        <w:jc w:val="both"/>
-        <w:rPr>
-          <w:rFonts w:ascii="Times New Roman" w:hAnsi="Times New Roman" w:cs="Times New Roman"/>
-          <w:sz w:val="24"/>
-          <w:szCs w:val="24"/>
-        </w:rPr>
-      </w:pPr>
-      <w:r>
-        <w:rPr>
-          <w:rFonts w:ascii="Times New Roman" w:hAnsi="Times New Roman" w:cs="Times New Roman"/>
-          <w:i/>
-          <w:color w:val="FF0000"/>
-          <w:sz w:val="24"/>
-          <w:szCs w:val="24"/>
-        </w:rPr>
-        <w:t>Вірні:</w:t>
-      </w:r>
-      <w:r>
-        <w:rPr>
-          <w:rFonts w:ascii="Times New Roman" w:hAnsi="Times New Roman" w:cs="Times New Roman"/>
-          <w:color w:val="FF0000"/>
-          <w:sz w:val="24"/>
-          <w:szCs w:val="24"/>
-        </w:rPr>
-        <w:t xml:space="preserve"> </w:t>
-      </w:r>
-      <w:r>
-        <w:rPr>
-          <w:rFonts w:ascii="Times New Roman" w:hAnsi="Times New Roman" w:cs="Times New Roman"/>
-          <w:sz w:val="24"/>
-          <w:szCs w:val="24"/>
-        </w:rPr>
-        <w:t>І духові твоєму.</w:t>
-      </w:r>
-    </w:p>
-    <w:p>
-      <w:pPr>
-        <w:spacing w:after="120"/>
-        <w:jc w:val="both"/>
-        <w:rPr>
-          <w:rFonts w:ascii="Times New Roman" w:hAnsi="Times New Roman" w:cs="Times New Roman"/>
-          <w:sz w:val="24"/>
-          <w:szCs w:val="24"/>
-        </w:rPr>
-      </w:pPr>
-      <w:r>
-        <w:rPr>
-          <w:rFonts w:ascii="Times New Roman" w:hAnsi="Times New Roman" w:cs="Times New Roman"/>
-          <w:sz w:val="24"/>
-          <w:szCs w:val="24"/>
-        </w:rPr>
-        <w:t>Голови ваші перед Господом схиліть.</w:t>
-      </w:r>
-    </w:p>
-    <w:p>
-      <w:pPr>
-        <w:spacing w:after="120"/>
-        <w:jc w:val="both"/>
-        <w:rPr>
-          <w:rFonts w:ascii="Times New Roman" w:hAnsi="Times New Roman" w:cs="Times New Roman"/>
-          <w:sz w:val="24"/>
-          <w:szCs w:val="24"/>
-        </w:rPr>
-      </w:pPr>
-      <w:r>
-        <w:rPr>
-          <w:rFonts w:ascii="Times New Roman" w:hAnsi="Times New Roman" w:cs="Times New Roman"/>
-          <w:i/>
-          <w:color w:val="FF0000"/>
-          <w:sz w:val="24"/>
-          <w:szCs w:val="24"/>
-        </w:rPr>
-        <w:t>Вірні:</w:t>
-      </w:r>
-      <w:r>
-        <w:rPr>
-          <w:rFonts w:ascii="Times New Roman" w:hAnsi="Times New Roman" w:cs="Times New Roman"/>
-          <w:color w:val="FF0000"/>
-          <w:sz w:val="24"/>
-          <w:szCs w:val="24"/>
-        </w:rPr>
-        <w:t xml:space="preserve"> </w:t>
-      </w:r>
-      <w:r>
-        <w:rPr>
-          <w:rFonts w:ascii="Times New Roman" w:hAnsi="Times New Roman" w:cs="Times New Roman"/>
-          <w:sz w:val="24"/>
-          <w:szCs w:val="24"/>
-        </w:rPr>
         <w:t>Тобі, Господи.</w:t>
       </w:r>
     </w:p>
@@ -7210,6 +7862,7 @@
     </w:p>
     <w:p>
       <w:pPr>
+        <w:pStyle w:val="a"/>
         <w:spacing w:after="120"/>
       </w:pPr>
       <w:r>
@@ -7837,7 +8490,7 @@
           <w:sz w:val="24"/>
           <w:szCs w:val="24"/>
         </w:rPr>
-        <w:t>(г. 8):</w:t>
+        <w:t>(г. 8):</w:t>
       </w:r>
       <w:r>
         <w:rPr>
@@ -7951,153 +8604,922 @@
     </w:p>
     <w:p>
       <w:pPr>
-        <w:spacing w:after="120"/>
-        <w:jc w:val="both"/>
-        <w:rPr>
-          <w:rFonts w:ascii="Times New Roman" w:hAnsi="Times New Roman" w:cs="Times New Roman"/>
-          <w:i/>
-          <w:sz w:val="24"/>
-          <w:szCs w:val="24"/>
-        </w:rPr>
-      </w:pPr>
-      <w:r>
-        <w:rPr>
-          <w:rFonts w:ascii="Times New Roman" w:hAnsi="Times New Roman" w:cs="Times New Roman"/>
-          <w:sz w:val="24"/>
-          <w:szCs w:val="24"/>
-        </w:rPr>
-        <w:t xml:space="preserve">Святий Боже, святий Кріпкий, святий Безсмертний, помилуй нас </w:t>
-      </w:r>
-      <w:r>
-        <w:rPr>
-          <w:rFonts w:ascii="Times New Roman" w:hAnsi="Times New Roman" w:cs="Times New Roman"/>
-          <w:i/>
-          <w:color w:val="FF0000"/>
-          <w:sz w:val="24"/>
-          <w:szCs w:val="24"/>
-        </w:rPr>
-        <w:t>(3 р.)</w:t>
-      </w:r>
-    </w:p>
-    <w:p>
-      <w:pPr>
-        <w:spacing w:after="120"/>
-        <w:jc w:val="both"/>
-        <w:rPr>
-          <w:rFonts w:ascii="Times New Roman" w:hAnsi="Times New Roman" w:cs="Times New Roman"/>
-          <w:sz w:val="24"/>
-          <w:szCs w:val="24"/>
-        </w:rPr>
-      </w:pPr>
-      <w:r>
-        <w:rPr>
-          <w:rFonts w:ascii="Times New Roman" w:hAnsi="Times New Roman" w:cs="Times New Roman"/>
-          <w:sz w:val="24"/>
-          <w:szCs w:val="24"/>
-        </w:rPr>
-        <w:t>Слава Отцю, і Сину, і Святому Духові,* і нині і повсякчас, і на віки віків. Амінь.</w:t>
-      </w:r>
-    </w:p>
-    <w:p>
-      <w:pPr>
-        <w:spacing w:after="120"/>
-        <w:jc w:val="both"/>
-        <w:rPr>
-          <w:rFonts w:ascii="Times New Roman" w:hAnsi="Times New Roman" w:cs="Times New Roman"/>
-          <w:sz w:val="24"/>
-          <w:szCs w:val="24"/>
-        </w:rPr>
-      </w:pPr>
-      <w:r>
-        <w:rPr>
-          <w:rFonts w:ascii="Times New Roman" w:hAnsi="Times New Roman" w:cs="Times New Roman"/>
-          <w:sz w:val="24"/>
-          <w:szCs w:val="24"/>
-        </w:rPr>
-        <w:t>Пресвята Тройце, помилуй нас;* Господи, очисти гріхи наші;* Владико, прости беззаконня наші;* Святий, завітай і зціли немочі наші імени твого ради.</w:t>
-      </w:r>
-    </w:p>
-    <w:p>
-      <w:pPr>
-        <w:spacing w:after="120"/>
-        <w:jc w:val="both"/>
-        <w:rPr>
-          <w:rFonts w:ascii="Times New Roman" w:hAnsi="Times New Roman" w:cs="Times New Roman"/>
-          <w:i/>
-          <w:sz w:val="24"/>
-          <w:szCs w:val="24"/>
-        </w:rPr>
-      </w:pPr>
-      <w:r>
-        <w:rPr>
-          <w:rFonts w:ascii="Times New Roman" w:hAnsi="Times New Roman" w:cs="Times New Roman"/>
-          <w:sz w:val="24"/>
-          <w:szCs w:val="24"/>
-        </w:rPr>
-        <w:t xml:space="preserve">Господи, помилуй </w:t>
-      </w:r>
-      <w:r>
-        <w:rPr>
-          <w:rFonts w:ascii="Times New Roman" w:hAnsi="Times New Roman" w:cs="Times New Roman"/>
-          <w:i/>
-          <w:color w:val="FF0000"/>
-          <w:sz w:val="24"/>
-          <w:szCs w:val="24"/>
-        </w:rPr>
-        <w:t>(3 р.)</w:t>
-      </w:r>
-    </w:p>
-    <w:p>
-      <w:pPr>
-        <w:spacing w:after="120"/>
-        <w:rPr>
-          <w:rFonts w:ascii="Times New Roman" w:hAnsi="Times New Roman" w:cs="Times New Roman"/>
-        </w:rPr>
-      </w:pPr>
-      <w:r>
-        <w:rPr>
-          <w:rFonts w:ascii="Times New Roman" w:hAnsi="Times New Roman" w:cs="Times New Roman"/>
-          <w:sz w:val="24"/>
-          <w:szCs w:val="24"/>
-        </w:rPr>
-        <w:lastRenderedPageBreak/>
-        <w:t>Слава Отцю, і Сину, і Святому Духові.* І</w:t>
-      </w:r>
-      <w:r>
-        <w:rPr>
-          <w:rFonts w:ascii="Times New Roman" w:hAnsi="Times New Roman" w:cs="Times New Roman"/>
-          <w:b/>
-          <w:sz w:val="24"/>
-          <w:szCs w:val="24"/>
+        <w:pStyle w:val="a"/>
+        <w:spacing w:after="120"/>
+      </w:pPr>
+      <w:r>
+        <w:rPr>
+          <w:rFonts w:ascii="Times New Roman" w:hAnsi="Times New Roman"/>
+          <w:sz w:val="24"/>
+        </w:rPr>
+        <w:t>Святи́й</w:t>
+      </w:r>
+      <w:r>
+        <w:rPr>
+          <w:rFonts w:ascii="Times New Roman" w:hAnsi="Times New Roman"/>
+          <w:sz w:val="24"/>
         </w:rPr>
         <w:t xml:space="preserve"> </w:t>
       </w:r>
       <w:r>
         <w:rPr>
-          <w:rFonts w:ascii="Times New Roman" w:hAnsi="Times New Roman" w:cs="Times New Roman"/>
-          <w:sz w:val="24"/>
-          <w:szCs w:val="24"/>
-        </w:rPr>
-        <w:t>нині і повсякчас, і на віки віків. Амінь.</w:t>
-      </w:r>
-    </w:p>
-    <w:p>
-      <w:pPr>
-        <w:spacing w:after="120"/>
-        <w:jc w:val="both"/>
-        <w:rPr>
-          <w:rFonts w:ascii="Times New Roman" w:hAnsi="Times New Roman" w:cs="Times New Roman"/>
-          <w:sz w:val="24"/>
-          <w:szCs w:val="24"/>
-        </w:rPr>
-      </w:pPr>
-      <w:r>
-        <w:rPr>
-          <w:rFonts w:ascii="Times New Roman" w:hAnsi="Times New Roman" w:cs="Times New Roman"/>
-          <w:sz w:val="24"/>
-          <w:szCs w:val="24"/>
-        </w:rPr>
-        <w:t>Отче наш, що єси на небесах,* нехай святиться ім’я твоє,* нехай прийде царство твоє,* нехай буде воля твоя, як на небі, так і на землі.* Хліб наш насущний дай нам сьогодні,* і прости нам провини наші,* як і ми прощаємо винуватцям нашим,* і не введи нас у спокусу,* але визволи нас від лукавого.</w:t>
+          <w:rFonts w:ascii="Times New Roman" w:hAnsi="Times New Roman"/>
+          <w:sz w:val="24"/>
+        </w:rPr>
+        <w:t>Бо́же</w:t>
+      </w:r>
+      <w:r>
+        <w:rPr>
+          <w:rFonts w:ascii="Times New Roman" w:hAnsi="Times New Roman"/>
+          <w:sz w:val="24"/>
+        </w:rPr>
+        <w:t xml:space="preserve">, </w:t>
+      </w:r>
+      <w:r>
+        <w:rPr>
+          <w:rFonts w:ascii="Times New Roman" w:hAnsi="Times New Roman"/>
+          <w:sz w:val="24"/>
+        </w:rPr>
+        <w:t>святи́й</w:t>
+      </w:r>
+      <w:r>
+        <w:rPr>
+          <w:rFonts w:ascii="Times New Roman" w:hAnsi="Times New Roman"/>
+          <w:sz w:val="24"/>
+        </w:rPr>
+        <w:t xml:space="preserve"> </w:t>
+      </w:r>
+      <w:r>
+        <w:rPr>
+          <w:rFonts w:ascii="Times New Roman" w:hAnsi="Times New Roman"/>
+          <w:sz w:val="24"/>
+        </w:rPr>
+        <w:t>Крі́пкий</w:t>
+      </w:r>
+      <w:r>
+        <w:rPr>
+          <w:rFonts w:ascii="Times New Roman" w:hAnsi="Times New Roman"/>
+          <w:sz w:val="24"/>
+        </w:rPr>
+        <w:t xml:space="preserve">, </w:t>
+      </w:r>
+      <w:r>
+        <w:rPr>
+          <w:rFonts w:ascii="Times New Roman" w:hAnsi="Times New Roman"/>
+          <w:sz w:val="24"/>
+        </w:rPr>
+        <w:t>святи́й</w:t>
+      </w:r>
+      <w:r>
+        <w:rPr>
+          <w:rFonts w:ascii="Times New Roman" w:hAnsi="Times New Roman"/>
+          <w:sz w:val="24"/>
+        </w:rPr>
+        <w:t xml:space="preserve"> </w:t>
+      </w:r>
+      <w:r>
+        <w:rPr>
+          <w:rFonts w:ascii="Times New Roman" w:hAnsi="Times New Roman"/>
+          <w:sz w:val="24"/>
+        </w:rPr>
+        <w:t>Безсме́ртний</w:t>
+      </w:r>
+      <w:r>
+        <w:rPr>
+          <w:rFonts w:ascii="Times New Roman" w:hAnsi="Times New Roman"/>
+          <w:sz w:val="24"/>
+        </w:rPr>
+        <w:t xml:space="preserve">, </w:t>
+      </w:r>
+      <w:r>
+        <w:rPr>
+          <w:rFonts w:ascii="Times New Roman" w:hAnsi="Times New Roman"/>
+          <w:sz w:val="24"/>
+        </w:rPr>
+        <w:t>поми́луй</w:t>
+      </w:r>
+      <w:r>
+        <w:rPr>
+          <w:rFonts w:ascii="Times New Roman" w:hAnsi="Times New Roman"/>
+          <w:sz w:val="24"/>
+        </w:rPr>
+        <w:t xml:space="preserve"> нас. </w:t>
+      </w:r>
+      <w:r>
+        <w:rPr>
+          <w:rFonts w:ascii="Times New Roman" w:hAnsi="Times New Roman"/>
+          <w:i/>
+          <w:color w:val="FF0000"/>
+          <w:sz w:val="24"/>
+        </w:rPr>
+        <w:t>(3 р.)</w:t>
+      </w:r>
+    </w:p>
+    <w:p>
+      <w:pPr>
+        <w:pStyle w:val="a"/>
+        <w:spacing w:after="120"/>
+      </w:pPr>
+      <w:r>
+        <w:rPr>
+          <w:rFonts w:ascii="Times New Roman" w:hAnsi="Times New Roman"/>
+          <w:sz w:val="24"/>
+        </w:rPr>
+        <w:t>Сла́ва</w:t>
+      </w:r>
+      <w:r>
+        <w:rPr>
+          <w:rFonts w:ascii="Times New Roman" w:hAnsi="Times New Roman"/>
+          <w:sz w:val="24"/>
+        </w:rPr>
+        <w:t xml:space="preserve"> Отцю́, і </w:t>
+      </w:r>
+      <w:r>
+        <w:rPr>
+          <w:rFonts w:ascii="Times New Roman" w:hAnsi="Times New Roman"/>
+          <w:sz w:val="24"/>
+        </w:rPr>
+        <w:t>Си́ну</w:t>
+      </w:r>
+      <w:r>
+        <w:rPr>
+          <w:rFonts w:ascii="Times New Roman" w:hAnsi="Times New Roman"/>
+          <w:sz w:val="24"/>
+        </w:rPr>
+        <w:t xml:space="preserve">, і </w:t>
+      </w:r>
+      <w:r>
+        <w:rPr>
+          <w:rFonts w:ascii="Times New Roman" w:hAnsi="Times New Roman"/>
+          <w:sz w:val="24"/>
+        </w:rPr>
+        <w:t>Свято́му</w:t>
+      </w:r>
+      <w:r>
+        <w:rPr>
+          <w:rFonts w:ascii="Times New Roman" w:hAnsi="Times New Roman"/>
+          <w:sz w:val="24"/>
+        </w:rPr>
+        <w:t xml:space="preserve"> </w:t>
+      </w:r>
+      <w:r>
+        <w:rPr>
+          <w:rFonts w:ascii="Times New Roman" w:hAnsi="Times New Roman"/>
+          <w:sz w:val="24"/>
+        </w:rPr>
+        <w:t>Ду́хові</w:t>
+      </w:r>
+      <w:r>
+        <w:rPr>
+          <w:rFonts w:ascii="Times New Roman" w:hAnsi="Times New Roman"/>
+          <w:sz w:val="24"/>
+        </w:rPr>
+        <w:t xml:space="preserve">,* і </w:t>
+      </w:r>
+      <w:r>
+        <w:rPr>
+          <w:rFonts w:ascii="Times New Roman" w:hAnsi="Times New Roman"/>
+          <w:sz w:val="24"/>
+        </w:rPr>
+        <w:t>ни́ні</w:t>
+      </w:r>
+      <w:r>
+        <w:rPr>
+          <w:rFonts w:ascii="Times New Roman" w:hAnsi="Times New Roman"/>
+          <w:sz w:val="24"/>
+        </w:rPr>
+        <w:t xml:space="preserve">, і </w:t>
+      </w:r>
+      <w:r>
+        <w:rPr>
+          <w:rFonts w:ascii="Times New Roman" w:hAnsi="Times New Roman"/>
+          <w:sz w:val="24"/>
+        </w:rPr>
+        <w:t>повсякча́с</w:t>
+      </w:r>
+      <w:r>
+        <w:rPr>
+          <w:rFonts w:ascii="Times New Roman" w:hAnsi="Times New Roman"/>
+          <w:sz w:val="24"/>
+        </w:rPr>
+        <w:t xml:space="preserve">, і на </w:t>
+      </w:r>
+      <w:r>
+        <w:rPr>
+          <w:rFonts w:ascii="Times New Roman" w:hAnsi="Times New Roman"/>
+          <w:sz w:val="24"/>
+        </w:rPr>
+        <w:t>ві́ки</w:t>
+      </w:r>
+      <w:r>
+        <w:rPr>
+          <w:rFonts w:ascii="Times New Roman" w:hAnsi="Times New Roman"/>
+          <w:sz w:val="24"/>
+        </w:rPr>
+        <w:t xml:space="preserve"> </w:t>
+      </w:r>
+      <w:r>
+        <w:rPr>
+          <w:rFonts w:ascii="Times New Roman" w:hAnsi="Times New Roman"/>
+          <w:sz w:val="24"/>
+        </w:rPr>
+        <w:t>вікі́в</w:t>
+      </w:r>
+      <w:r>
+        <w:rPr>
+          <w:rFonts w:ascii="Times New Roman" w:hAnsi="Times New Roman"/>
+          <w:sz w:val="24"/>
+        </w:rPr>
+        <w:t xml:space="preserve">. </w:t>
+      </w:r>
+      <w:r>
+        <w:rPr>
+          <w:rFonts w:ascii="Times New Roman" w:hAnsi="Times New Roman"/>
+          <w:sz w:val="24"/>
+        </w:rPr>
+        <w:t>Амі́нь</w:t>
+      </w:r>
+      <w:r>
+        <w:rPr>
+          <w:rFonts w:ascii="Times New Roman" w:hAnsi="Times New Roman"/>
+          <w:sz w:val="24"/>
+        </w:rPr>
+        <w:t>.</w:t>
+      </w:r>
+    </w:p>
+    <w:p>
+      <w:pPr>
+        <w:pStyle w:val="a"/>
+        <w:spacing w:after="120"/>
+      </w:pPr>
+      <w:r>
+        <w:rPr>
+          <w:rFonts w:ascii="Times New Roman" w:hAnsi="Times New Roman"/>
+          <w:sz w:val="24"/>
+        </w:rPr>
+        <w:t xml:space="preserve">Пресвята́ </w:t>
+      </w:r>
+      <w:r>
+        <w:rPr>
+          <w:rFonts w:ascii="Times New Roman" w:hAnsi="Times New Roman"/>
+          <w:sz w:val="24"/>
+        </w:rPr>
+        <w:t>Тро́йце</w:t>
+      </w:r>
+      <w:r>
+        <w:rPr>
+          <w:rFonts w:ascii="Times New Roman" w:hAnsi="Times New Roman"/>
+          <w:sz w:val="24"/>
+        </w:rPr>
+        <w:t xml:space="preserve">, </w:t>
+      </w:r>
+      <w:r>
+        <w:rPr>
+          <w:rFonts w:ascii="Times New Roman" w:hAnsi="Times New Roman"/>
+          <w:sz w:val="24"/>
+        </w:rPr>
+        <w:t>поми́луй</w:t>
+      </w:r>
+      <w:r>
+        <w:rPr>
+          <w:rFonts w:ascii="Times New Roman" w:hAnsi="Times New Roman"/>
+          <w:sz w:val="24"/>
+        </w:rPr>
+        <w:t xml:space="preserve"> нас; </w:t>
+      </w:r>
+      <w:r>
+        <w:rPr>
+          <w:rFonts w:ascii="Times New Roman" w:hAnsi="Times New Roman"/>
+          <w:sz w:val="24"/>
+        </w:rPr>
+        <w:t>Го́споди</w:t>
+      </w:r>
+      <w:r>
+        <w:rPr>
+          <w:rFonts w:ascii="Times New Roman" w:hAnsi="Times New Roman"/>
+          <w:sz w:val="24"/>
+        </w:rPr>
+        <w:t xml:space="preserve">, </w:t>
+      </w:r>
+      <w:r>
+        <w:rPr>
+          <w:rFonts w:ascii="Times New Roman" w:hAnsi="Times New Roman"/>
+          <w:sz w:val="24"/>
+        </w:rPr>
+        <w:t>очи́сти</w:t>
+      </w:r>
+      <w:r>
+        <w:rPr>
+          <w:rFonts w:ascii="Times New Roman" w:hAnsi="Times New Roman"/>
+          <w:sz w:val="24"/>
+        </w:rPr>
+        <w:t xml:space="preserve"> гріхи́ </w:t>
+      </w:r>
+      <w:r>
+        <w:rPr>
+          <w:rFonts w:ascii="Times New Roman" w:hAnsi="Times New Roman"/>
+          <w:sz w:val="24"/>
+        </w:rPr>
+        <w:t>на́ші</w:t>
+      </w:r>
+      <w:r>
+        <w:rPr>
+          <w:rFonts w:ascii="Times New Roman" w:hAnsi="Times New Roman"/>
+          <w:sz w:val="24"/>
+        </w:rPr>
+        <w:t xml:space="preserve">; </w:t>
+      </w:r>
+      <w:r>
+        <w:rPr>
+          <w:rFonts w:ascii="Times New Roman" w:hAnsi="Times New Roman"/>
+          <w:sz w:val="24"/>
+        </w:rPr>
+        <w:t>Влади́ко</w:t>
+      </w:r>
+      <w:r>
+        <w:rPr>
+          <w:rFonts w:ascii="Times New Roman" w:hAnsi="Times New Roman"/>
+          <w:sz w:val="24"/>
+        </w:rPr>
+        <w:t xml:space="preserve">, прости́ </w:t>
+      </w:r>
+      <w:r>
+        <w:rPr>
+          <w:rFonts w:ascii="Times New Roman" w:hAnsi="Times New Roman"/>
+          <w:sz w:val="24"/>
+        </w:rPr>
+        <w:t>беззако́ння</w:t>
+      </w:r>
+      <w:r>
+        <w:rPr>
+          <w:rFonts w:ascii="Times New Roman" w:hAnsi="Times New Roman"/>
+          <w:sz w:val="24"/>
+        </w:rPr>
+        <w:t xml:space="preserve"> </w:t>
+      </w:r>
+      <w:r>
+        <w:rPr>
+          <w:rFonts w:ascii="Times New Roman" w:hAnsi="Times New Roman"/>
+          <w:sz w:val="24"/>
+        </w:rPr>
+        <w:t>на́ші</w:t>
+      </w:r>
+      <w:r>
+        <w:rPr>
+          <w:rFonts w:ascii="Times New Roman" w:hAnsi="Times New Roman"/>
+          <w:sz w:val="24"/>
+        </w:rPr>
+        <w:t xml:space="preserve">; </w:t>
+      </w:r>
+      <w:r>
+        <w:rPr>
+          <w:rFonts w:ascii="Times New Roman" w:hAnsi="Times New Roman"/>
+          <w:sz w:val="24"/>
+        </w:rPr>
+        <w:t>Святи́й</w:t>
+      </w:r>
+      <w:r>
+        <w:rPr>
+          <w:rFonts w:ascii="Times New Roman" w:hAnsi="Times New Roman"/>
+          <w:sz w:val="24"/>
+        </w:rPr>
+        <w:t xml:space="preserve">, </w:t>
+      </w:r>
+      <w:r>
+        <w:rPr>
+          <w:rFonts w:ascii="Times New Roman" w:hAnsi="Times New Roman"/>
+          <w:sz w:val="24"/>
+        </w:rPr>
+        <w:t>завіта́й</w:t>
+      </w:r>
+      <w:r>
+        <w:rPr>
+          <w:rFonts w:ascii="Times New Roman" w:hAnsi="Times New Roman"/>
+          <w:sz w:val="24"/>
+        </w:rPr>
+        <w:t xml:space="preserve"> і зціли́ </w:t>
+      </w:r>
+      <w:r>
+        <w:rPr>
+          <w:rFonts w:ascii="Times New Roman" w:hAnsi="Times New Roman"/>
+          <w:sz w:val="24"/>
+        </w:rPr>
+        <w:t>не́мочі</w:t>
+      </w:r>
+      <w:r>
+        <w:rPr>
+          <w:rFonts w:ascii="Times New Roman" w:hAnsi="Times New Roman"/>
+          <w:sz w:val="24"/>
+        </w:rPr>
+        <w:t xml:space="preserve"> </w:t>
+      </w:r>
+      <w:r>
+        <w:rPr>
+          <w:rFonts w:ascii="Times New Roman" w:hAnsi="Times New Roman"/>
+          <w:sz w:val="24"/>
+        </w:rPr>
+        <w:t>на́ші</w:t>
+      </w:r>
+      <w:r>
+        <w:rPr>
+          <w:rFonts w:ascii="Times New Roman" w:hAnsi="Times New Roman"/>
+          <w:sz w:val="24"/>
+        </w:rPr>
+        <w:t xml:space="preserve">, </w:t>
+      </w:r>
+      <w:r>
+        <w:rPr>
+          <w:rFonts w:ascii="Times New Roman" w:hAnsi="Times New Roman"/>
+          <w:sz w:val="24"/>
+        </w:rPr>
+        <w:t>І́мени</w:t>
+      </w:r>
+      <w:r>
+        <w:rPr>
+          <w:rFonts w:ascii="Times New Roman" w:hAnsi="Times New Roman"/>
+          <w:sz w:val="24"/>
+        </w:rPr>
+        <w:t xml:space="preserve"> Твого́ </w:t>
+      </w:r>
+      <w:r>
+        <w:rPr>
+          <w:rFonts w:ascii="Times New Roman" w:hAnsi="Times New Roman"/>
+          <w:sz w:val="24"/>
+        </w:rPr>
+        <w:t>ра́ди</w:t>
+      </w:r>
+      <w:r>
+        <w:rPr>
+          <w:rFonts w:ascii="Times New Roman" w:hAnsi="Times New Roman"/>
+          <w:sz w:val="24"/>
+        </w:rPr>
+        <w:t>.</w:t>
+      </w:r>
+    </w:p>
+    <w:p>
+      <w:pPr>
+        <w:pStyle w:val="a"/>
+        <w:spacing w:after="120"/>
+      </w:pPr>
+      <w:r>
+        <w:rPr>
+          <w:rFonts w:ascii="Times New Roman" w:hAnsi="Times New Roman"/>
+          <w:sz w:val="24"/>
+        </w:rPr>
+        <w:t>Го́споди</w:t>
+      </w:r>
+      <w:r>
+        <w:rPr>
+          <w:rFonts w:ascii="Times New Roman" w:hAnsi="Times New Roman"/>
+          <w:sz w:val="24"/>
+        </w:rPr>
+        <w:t xml:space="preserve">, </w:t>
+      </w:r>
+      <w:r>
+        <w:rPr>
+          <w:rFonts w:ascii="Times New Roman" w:hAnsi="Times New Roman"/>
+          <w:sz w:val="24"/>
+        </w:rPr>
+        <w:t>поми́луй</w:t>
+      </w:r>
+      <w:r>
+        <w:rPr>
+          <w:rFonts w:ascii="Times New Roman" w:hAnsi="Times New Roman"/>
+          <w:sz w:val="24"/>
+        </w:rPr>
+        <w:t>. (3)</w:t>
+      </w:r>
+    </w:p>
+    <w:p>
+      <w:pPr>
+        <w:pStyle w:val="a"/>
+        <w:spacing w:after="120"/>
+      </w:pPr>
+      <w:r>
+        <w:rPr>
+          <w:rFonts w:ascii="Times New Roman" w:hAnsi="Times New Roman"/>
+          <w:sz w:val="24"/>
+        </w:rPr>
+        <w:t>Сла́ва</w:t>
+      </w:r>
+      <w:r>
+        <w:rPr>
+          <w:rFonts w:ascii="Times New Roman" w:hAnsi="Times New Roman"/>
+          <w:sz w:val="24"/>
+        </w:rPr>
+        <w:t xml:space="preserve"> Отцю́, і </w:t>
+      </w:r>
+      <w:r>
+        <w:rPr>
+          <w:rFonts w:ascii="Times New Roman" w:hAnsi="Times New Roman"/>
+          <w:sz w:val="24"/>
+        </w:rPr>
+        <w:t>Си́ну</w:t>
+      </w:r>
+      <w:r>
+        <w:rPr>
+          <w:rFonts w:ascii="Times New Roman" w:hAnsi="Times New Roman"/>
+          <w:sz w:val="24"/>
+        </w:rPr>
+        <w:t xml:space="preserve">, і </w:t>
+      </w:r>
+      <w:r>
+        <w:rPr>
+          <w:rFonts w:ascii="Times New Roman" w:hAnsi="Times New Roman"/>
+          <w:sz w:val="24"/>
+        </w:rPr>
+        <w:t>Свято́му</w:t>
+      </w:r>
+      <w:r>
+        <w:rPr>
+          <w:rFonts w:ascii="Times New Roman" w:hAnsi="Times New Roman"/>
+          <w:sz w:val="24"/>
+        </w:rPr>
+        <w:t xml:space="preserve"> </w:t>
+      </w:r>
+      <w:r>
+        <w:rPr>
+          <w:rFonts w:ascii="Times New Roman" w:hAnsi="Times New Roman"/>
+          <w:sz w:val="24"/>
+        </w:rPr>
+        <w:t>Ду́хові</w:t>
+      </w:r>
+      <w:r>
+        <w:rPr>
+          <w:rFonts w:ascii="Times New Roman" w:hAnsi="Times New Roman"/>
+          <w:sz w:val="24"/>
+        </w:rPr>
+        <w:t xml:space="preserve">,* і </w:t>
+      </w:r>
+      <w:r>
+        <w:rPr>
+          <w:rFonts w:ascii="Times New Roman" w:hAnsi="Times New Roman"/>
+          <w:sz w:val="24"/>
+        </w:rPr>
+        <w:t>ни́ні</w:t>
+      </w:r>
+      <w:r>
+        <w:rPr>
+          <w:rFonts w:ascii="Times New Roman" w:hAnsi="Times New Roman"/>
+          <w:sz w:val="24"/>
+        </w:rPr>
+        <w:t xml:space="preserve">, і </w:t>
+      </w:r>
+      <w:r>
+        <w:rPr>
+          <w:rFonts w:ascii="Times New Roman" w:hAnsi="Times New Roman"/>
+          <w:sz w:val="24"/>
+        </w:rPr>
+        <w:t>повсякча́с</w:t>
+      </w:r>
+      <w:r>
+        <w:rPr>
+          <w:rFonts w:ascii="Times New Roman" w:hAnsi="Times New Roman"/>
+          <w:sz w:val="24"/>
+        </w:rPr>
+        <w:t xml:space="preserve">, і на </w:t>
+      </w:r>
+      <w:r>
+        <w:rPr>
+          <w:rFonts w:ascii="Times New Roman" w:hAnsi="Times New Roman"/>
+          <w:sz w:val="24"/>
+        </w:rPr>
+        <w:t>ві́ки</w:t>
+      </w:r>
+      <w:r>
+        <w:rPr>
+          <w:rFonts w:ascii="Times New Roman" w:hAnsi="Times New Roman"/>
+          <w:sz w:val="24"/>
+        </w:rPr>
+        <w:t xml:space="preserve"> </w:t>
+      </w:r>
+      <w:r>
+        <w:rPr>
+          <w:rFonts w:ascii="Times New Roman" w:hAnsi="Times New Roman"/>
+          <w:sz w:val="24"/>
+        </w:rPr>
+        <w:t>вікі́в</w:t>
+      </w:r>
+      <w:r>
+        <w:rPr>
+          <w:rFonts w:ascii="Times New Roman" w:hAnsi="Times New Roman"/>
+          <w:sz w:val="24"/>
+        </w:rPr>
+        <w:t xml:space="preserve">. </w:t>
+      </w:r>
+      <w:r>
+        <w:rPr>
+          <w:rFonts w:ascii="Times New Roman" w:hAnsi="Times New Roman"/>
+          <w:sz w:val="24"/>
+        </w:rPr>
+        <w:t>Амі́нь</w:t>
+      </w:r>
+      <w:r>
+        <w:rPr>
+          <w:rFonts w:ascii="Times New Roman" w:hAnsi="Times New Roman"/>
+          <w:sz w:val="24"/>
+        </w:rPr>
+        <w:t>.</w:t>
+      </w:r>
+    </w:p>
+    <w:p>
+      <w:pPr>
+        <w:pStyle w:val="a"/>
+        <w:spacing w:after="120"/>
+      </w:pPr>
+      <w:r>
+        <w:rPr>
+          <w:rFonts w:ascii="Times New Roman" w:hAnsi="Times New Roman"/>
+          <w:sz w:val="24"/>
+        </w:rPr>
+        <w:t>О́тче</w:t>
+      </w:r>
+      <w:r>
+        <w:rPr>
+          <w:rFonts w:ascii="Times New Roman" w:hAnsi="Times New Roman"/>
+          <w:sz w:val="24"/>
+        </w:rPr>
+        <w:t xml:space="preserve"> наш, що єси́ на </w:t>
+      </w:r>
+      <w:r>
+        <w:rPr>
+          <w:rFonts w:ascii="Times New Roman" w:hAnsi="Times New Roman"/>
+          <w:sz w:val="24"/>
+        </w:rPr>
+        <w:t>небеса́х</w:t>
+      </w:r>
+      <w:r>
+        <w:rPr>
+          <w:rFonts w:ascii="Times New Roman" w:hAnsi="Times New Roman"/>
+          <w:sz w:val="24"/>
+        </w:rPr>
+        <w:t xml:space="preserve">,* </w:t>
+      </w:r>
+      <w:r>
+        <w:rPr>
+          <w:rFonts w:ascii="Times New Roman" w:hAnsi="Times New Roman"/>
+          <w:sz w:val="24"/>
+        </w:rPr>
+        <w:t>неха́й</w:t>
+      </w:r>
+      <w:r>
+        <w:rPr>
+          <w:rFonts w:ascii="Times New Roman" w:hAnsi="Times New Roman"/>
+          <w:sz w:val="24"/>
+        </w:rPr>
+        <w:t xml:space="preserve"> </w:t>
+      </w:r>
+      <w:r>
+        <w:rPr>
+          <w:rFonts w:ascii="Times New Roman" w:hAnsi="Times New Roman"/>
+          <w:sz w:val="24"/>
+        </w:rPr>
+        <w:t>святи́ться</w:t>
+      </w:r>
+      <w:r>
+        <w:rPr>
+          <w:rFonts w:ascii="Times New Roman" w:hAnsi="Times New Roman"/>
+          <w:sz w:val="24"/>
+        </w:rPr>
+        <w:t xml:space="preserve"> ім’я́ Твоє́,* </w:t>
+      </w:r>
+      <w:r>
+        <w:rPr>
+          <w:rFonts w:ascii="Times New Roman" w:hAnsi="Times New Roman"/>
+          <w:sz w:val="24"/>
+        </w:rPr>
+        <w:t>неха́й</w:t>
+      </w:r>
+      <w:r>
+        <w:rPr>
+          <w:rFonts w:ascii="Times New Roman" w:hAnsi="Times New Roman"/>
+          <w:sz w:val="24"/>
+        </w:rPr>
+        <w:t xml:space="preserve"> </w:t>
+      </w:r>
+      <w:r>
+        <w:rPr>
+          <w:rFonts w:ascii="Times New Roman" w:hAnsi="Times New Roman"/>
+          <w:sz w:val="24"/>
+        </w:rPr>
+        <w:t>при́йде</w:t>
+      </w:r>
+      <w:r>
+        <w:rPr>
+          <w:rFonts w:ascii="Times New Roman" w:hAnsi="Times New Roman"/>
+          <w:sz w:val="24"/>
+        </w:rPr>
+        <w:t xml:space="preserve"> </w:t>
+      </w:r>
+      <w:r>
+        <w:rPr>
+          <w:rFonts w:ascii="Times New Roman" w:hAnsi="Times New Roman"/>
+          <w:sz w:val="24"/>
+        </w:rPr>
+        <w:t>ца́рство</w:t>
+      </w:r>
+      <w:r>
+        <w:rPr>
+          <w:rFonts w:ascii="Times New Roman" w:hAnsi="Times New Roman"/>
+          <w:sz w:val="24"/>
+        </w:rPr>
+        <w:t xml:space="preserve"> Твоє́,* </w:t>
+      </w:r>
+      <w:r>
+        <w:rPr>
+          <w:rFonts w:ascii="Times New Roman" w:hAnsi="Times New Roman"/>
+          <w:sz w:val="24"/>
+        </w:rPr>
+        <w:t>неха́й</w:t>
+      </w:r>
+      <w:r>
+        <w:rPr>
+          <w:rFonts w:ascii="Times New Roman" w:hAnsi="Times New Roman"/>
+          <w:sz w:val="24"/>
+        </w:rPr>
+        <w:t xml:space="preserve"> </w:t>
+      </w:r>
+      <w:r>
+        <w:rPr>
+          <w:rFonts w:ascii="Times New Roman" w:hAnsi="Times New Roman"/>
+          <w:sz w:val="24"/>
+        </w:rPr>
+        <w:t>бу́де</w:t>
+      </w:r>
+      <w:r>
+        <w:rPr>
+          <w:rFonts w:ascii="Times New Roman" w:hAnsi="Times New Roman"/>
+          <w:sz w:val="24"/>
+        </w:rPr>
+        <w:t xml:space="preserve"> </w:t>
+      </w:r>
+      <w:r>
+        <w:rPr>
+          <w:rFonts w:ascii="Times New Roman" w:hAnsi="Times New Roman"/>
+          <w:sz w:val="24"/>
+        </w:rPr>
+        <w:t>во́ля</w:t>
+      </w:r>
+      <w:r>
+        <w:rPr>
+          <w:rFonts w:ascii="Times New Roman" w:hAnsi="Times New Roman"/>
+          <w:sz w:val="24"/>
+        </w:rPr>
+        <w:t xml:space="preserve"> Твоя́, як на </w:t>
+      </w:r>
+      <w:r>
+        <w:rPr>
+          <w:rFonts w:ascii="Times New Roman" w:hAnsi="Times New Roman"/>
+          <w:sz w:val="24"/>
+        </w:rPr>
+        <w:t>не́бі</w:t>
+      </w:r>
+      <w:r>
+        <w:rPr>
+          <w:rFonts w:ascii="Times New Roman" w:hAnsi="Times New Roman"/>
+          <w:sz w:val="24"/>
+        </w:rPr>
+        <w:t xml:space="preserve">, так і на землі́.* Хліб наш </w:t>
+      </w:r>
+      <w:r>
+        <w:rPr>
+          <w:rFonts w:ascii="Times New Roman" w:hAnsi="Times New Roman"/>
+          <w:sz w:val="24"/>
+        </w:rPr>
+        <w:t>насу́щний</w:t>
+      </w:r>
+      <w:r>
+        <w:rPr>
+          <w:rFonts w:ascii="Times New Roman" w:hAnsi="Times New Roman"/>
+          <w:sz w:val="24"/>
+        </w:rPr>
+        <w:t xml:space="preserve"> дай нам </w:t>
+      </w:r>
+      <w:r>
+        <w:rPr>
+          <w:rFonts w:ascii="Times New Roman" w:hAnsi="Times New Roman"/>
+          <w:sz w:val="24"/>
+        </w:rPr>
+        <w:t>сього́дні</w:t>
+      </w:r>
+      <w:r>
+        <w:rPr>
+          <w:rFonts w:ascii="Times New Roman" w:hAnsi="Times New Roman"/>
+          <w:sz w:val="24"/>
+        </w:rPr>
+        <w:t xml:space="preserve">;* і прости́ нам </w:t>
+      </w:r>
+      <w:r>
+        <w:rPr>
+          <w:rFonts w:ascii="Times New Roman" w:hAnsi="Times New Roman"/>
+          <w:sz w:val="24"/>
+        </w:rPr>
+        <w:t>прови́ни</w:t>
+      </w:r>
+      <w:r>
+        <w:rPr>
+          <w:rFonts w:ascii="Times New Roman" w:hAnsi="Times New Roman"/>
+          <w:sz w:val="24"/>
+        </w:rPr>
+        <w:t xml:space="preserve"> </w:t>
+      </w:r>
+      <w:r>
+        <w:rPr>
+          <w:rFonts w:ascii="Times New Roman" w:hAnsi="Times New Roman"/>
+          <w:sz w:val="24"/>
+        </w:rPr>
+        <w:t>на́ші</w:t>
+      </w:r>
+      <w:r>
+        <w:rPr>
+          <w:rFonts w:ascii="Times New Roman" w:hAnsi="Times New Roman"/>
+          <w:sz w:val="24"/>
+        </w:rPr>
+        <w:t xml:space="preserve">,* як і ми </w:t>
+      </w:r>
+      <w:r>
+        <w:rPr>
+          <w:rFonts w:ascii="Times New Roman" w:hAnsi="Times New Roman"/>
+          <w:sz w:val="24"/>
+        </w:rPr>
+        <w:t>проща́ємо</w:t>
+      </w:r>
+      <w:r>
+        <w:rPr>
+          <w:rFonts w:ascii="Times New Roman" w:hAnsi="Times New Roman"/>
+          <w:sz w:val="24"/>
+        </w:rPr>
+        <w:t xml:space="preserve"> </w:t>
+      </w:r>
+      <w:r>
+        <w:rPr>
+          <w:rFonts w:ascii="Times New Roman" w:hAnsi="Times New Roman"/>
+          <w:sz w:val="24"/>
+        </w:rPr>
+        <w:t>винува́тцям</w:t>
+      </w:r>
+      <w:r>
+        <w:rPr>
+          <w:rFonts w:ascii="Times New Roman" w:hAnsi="Times New Roman"/>
+          <w:sz w:val="24"/>
+        </w:rPr>
+        <w:t xml:space="preserve"> </w:t>
+      </w:r>
+      <w:r>
+        <w:rPr>
+          <w:rFonts w:ascii="Times New Roman" w:hAnsi="Times New Roman"/>
+          <w:sz w:val="24"/>
+        </w:rPr>
+        <w:t>на́шим</w:t>
+      </w:r>
+      <w:r>
+        <w:rPr>
+          <w:rFonts w:ascii="Times New Roman" w:hAnsi="Times New Roman"/>
+          <w:sz w:val="24"/>
+        </w:rPr>
+        <w:t xml:space="preserve">;* і не введи́ нас у </w:t>
+      </w:r>
+      <w:r>
+        <w:rPr>
+          <w:rFonts w:ascii="Times New Roman" w:hAnsi="Times New Roman"/>
+          <w:sz w:val="24"/>
+        </w:rPr>
+        <w:t>споку́су</w:t>
+      </w:r>
+      <w:r>
+        <w:rPr>
+          <w:rFonts w:ascii="Times New Roman" w:hAnsi="Times New Roman"/>
+          <w:sz w:val="24"/>
+        </w:rPr>
+        <w:t xml:space="preserve">,* але́ </w:t>
+      </w:r>
+      <w:r>
+        <w:rPr>
+          <w:rFonts w:ascii="Times New Roman" w:hAnsi="Times New Roman"/>
+          <w:sz w:val="24"/>
+        </w:rPr>
+        <w:t>ви́зволи</w:t>
+      </w:r>
+      <w:r>
+        <w:rPr>
+          <w:rFonts w:ascii="Times New Roman" w:hAnsi="Times New Roman"/>
+          <w:sz w:val="24"/>
+        </w:rPr>
+        <w:t xml:space="preserve"> нас від </w:t>
+      </w:r>
+      <w:r>
+        <w:rPr>
+          <w:rFonts w:ascii="Times New Roman" w:hAnsi="Times New Roman"/>
+          <w:sz w:val="24"/>
+        </w:rPr>
+        <w:t>лука́вого</w:t>
+      </w:r>
+      <w:r>
+        <w:rPr>
+          <w:rFonts w:ascii="Times New Roman" w:hAnsi="Times New Roman"/>
+          <w:sz w:val="24"/>
+        </w:rPr>
+        <w:t>.</w:t>
       </w:r>
     </w:p>
     <w:p>
@@ -8415,7 +9837,7 @@
           <w:sz w:val="24"/>
           <w:szCs w:val="24"/>
         </w:rPr>
-        <w:t>(г. 1):</w:t>
+        <w:t>(г. 1):</w:t>
       </w:r>
       <w:r>
         <w:rPr>
@@ -8528,16 +9950,43 @@
       </w:pPr>
       <w:r>
         <w:rPr>
-          <w:rFonts w:ascii="Times New Roman" w:hAnsi="Times New Roman" w:cs="Times New Roman"/>
-          <w:i/>
-          <w:color w:val="FF0000"/>
-          <w:sz w:val="24"/>
-          <w:szCs w:val="24"/>
+          <w:rFonts w:ascii="Times New Roman" w:hAnsi="Times New Roman"/>
+          <w:i/>
+          <w:color w:val="FF4400"/>
+          <w:sz w:val="24"/>
         </w:rPr>
         <w:t>Священик:</w:t>
       </w:r>
       <w:r>
         <w:rPr>
+          <w:rFonts w:ascii="Times New Roman" w:hAnsi="Times New Roman"/>
+          <w:sz w:val="24"/>
+        </w:rPr>
+        <w:t xml:space="preserve"> Благословенний Христос, Бог наш, завжди, нині і повсякчас, і на віки віків.</w:t>
+      </w:r>
+    </w:p>
+    <w:p>
+      <w:pPr>
+        <w:spacing w:after="120"/>
+        <w:jc w:val="both"/>
+        <w:rPr>
+          <w:rFonts w:ascii="Times New Roman" w:hAnsi="Times New Roman" w:cs="Times New Roman"/>
+          <w:sz w:val="24"/>
+          <w:szCs w:val="24"/>
+        </w:rPr>
+      </w:pPr>
+      <w:r>
+        <w:rPr>
+          <w:rFonts w:ascii="Times New Roman" w:hAnsi="Times New Roman" w:cs="Times New Roman"/>
+          <w:i/>
+          <w:color w:val="FF0000"/>
+          <w:sz w:val="24"/>
+          <w:szCs w:val="24"/>
+        </w:rPr>
+        <w:t>Вірні:</w:t>
+      </w:r>
+      <w:r>
+        <w:rPr>
           <w:rFonts w:ascii="Times New Roman" w:hAnsi="Times New Roman" w:cs="Times New Roman"/>
           <w:color w:val="FF0000"/>
           <w:sz w:val="24"/>
@@ -8551,7 +10000,34 @@
           <w:sz w:val="24"/>
           <w:szCs w:val="24"/>
         </w:rPr>
-        <w:t>Благословенний Христос, Бог наш, завжди, нині і повсякчас, і на віки віків.</w:t>
+        <w:t>Амінь. Утверди, Боже, святу православну віру на віки віків.</w:t>
+      </w:r>
+    </w:p>
+    <w:p>
+      <w:pPr>
+        <w:spacing w:after="120"/>
+        <w:jc w:val="both"/>
+        <w:rPr>
+          <w:rFonts w:ascii="Times New Roman" w:hAnsi="Times New Roman" w:cs="Times New Roman"/>
+          <w:sz w:val="24"/>
+          <w:szCs w:val="24"/>
+        </w:rPr>
+      </w:pPr>
+      <w:r>
+        <w:rPr>
+          <w:rFonts w:ascii="Times New Roman" w:hAnsi="Times New Roman"/>
+          <w:i/>
+          <w:color w:val="FF4400"/>
+          <w:sz w:val="24"/>
+        </w:rPr>
+        <w:t>Священик:</w:t>
+      </w:r>
+      <w:r>
+        <w:rPr>
+          <w:rFonts w:ascii="Times New Roman" w:hAnsi="Times New Roman"/>
+          <w:sz w:val="24"/>
+        </w:rPr>
+        <w:t xml:space="preserve"> Пресвята Богородице, спаси нас.</w:t>
       </w:r>
     </w:p>
     <w:p>
@@ -8577,57 +10053,37 @@
       <w:r>
         <w:rPr>
           <w:rFonts w:ascii="Times New Roman" w:hAnsi="Times New Roman" w:cs="Times New Roman"/>
-          <w:color w:val="FF0000"/>
-          <w:sz w:val="24"/>
-          <w:szCs w:val="24"/>
-        </w:rPr>
-        <w:t xml:space="preserve"> </w:t>
-      </w:r>
-      <w:r>
-        <w:rPr>
-          <w:rFonts w:ascii="Times New Roman" w:hAnsi="Times New Roman" w:cs="Times New Roman"/>
-          <w:sz w:val="24"/>
-          <w:szCs w:val="24"/>
-        </w:rPr>
-        <w:t>Амінь. Утверди, Боже, святу православну віру на віки віків.</w:t>
-      </w:r>
-    </w:p>
-    <w:p>
-      <w:pPr>
-        <w:spacing w:after="120"/>
-        <w:jc w:val="both"/>
-        <w:rPr>
-          <w:rFonts w:ascii="Times New Roman" w:hAnsi="Times New Roman" w:cs="Times New Roman"/>
-          <w:sz w:val="24"/>
-          <w:szCs w:val="24"/>
-        </w:rPr>
-      </w:pPr>
-      <w:r>
-        <w:rPr>
-          <w:rFonts w:ascii="Times New Roman" w:hAnsi="Times New Roman" w:cs="Times New Roman"/>
-          <w:i/>
-          <w:color w:val="FF0000"/>
-          <w:sz w:val="24"/>
-          <w:szCs w:val="24"/>
+          <w:sz w:val="24"/>
+          <w:szCs w:val="24"/>
+        </w:rPr>
+        <w:t xml:space="preserve"> Чеснішу від херувимів і незрівнянно славнішу від серафимів, що без зотління Бога Слово породила, сущу Богородицю, тебе величаємо.</w:t>
+      </w:r>
+    </w:p>
+    <w:p>
+      <w:pPr>
+        <w:spacing w:after="120"/>
+        <w:jc w:val="both"/>
+        <w:rPr>
+          <w:rFonts w:ascii="Times New Roman" w:hAnsi="Times New Roman" w:cs="Times New Roman"/>
+          <w:sz w:val="24"/>
+          <w:szCs w:val="24"/>
+        </w:rPr>
+      </w:pPr>
+      <w:r>
+        <w:rPr>
+          <w:rFonts w:ascii="Times New Roman" w:hAnsi="Times New Roman"/>
+          <w:i/>
+          <w:color w:val="FF4400"/>
+          <w:sz w:val="24"/>
         </w:rPr>
         <w:t>Священик:</w:t>
       </w:r>
       <w:r>
         <w:rPr>
-          <w:rFonts w:ascii="Times New Roman" w:hAnsi="Times New Roman" w:cs="Times New Roman"/>
-          <w:color w:val="FF0000"/>
-          <w:sz w:val="24"/>
-          <w:szCs w:val="24"/>
-        </w:rPr>
-        <w:t xml:space="preserve"> </w:t>
-      </w:r>
-      <w:r>
-        <w:rPr>
-          <w:rFonts w:ascii="Times New Roman" w:hAnsi="Times New Roman" w:cs="Times New Roman"/>
-          <w:sz w:val="24"/>
-          <w:szCs w:val="24"/>
-        </w:rPr>
-        <w:t>Пресвята Богородице, спаси нас.</w:t>
+          <w:rFonts w:ascii="Times New Roman" w:hAnsi="Times New Roman"/>
+          <w:sz w:val="24"/>
+        </w:rPr>
+        <w:t xml:space="preserve"> Слава тобі, Христе Боже, надіє наша, слава тобі!</w:t>
       </w:r>
     </w:p>
     <w:p>
@@ -8656,148 +10112,68 @@
           <w:sz w:val="24"/>
           <w:szCs w:val="24"/>
         </w:rPr>
-        <w:t xml:space="preserve"> Чеснішу від херувимів і незрівнянно славнішу від серафимів, що без зотління Бога Слово породила, сущу Богородицю, тебе величаємо.</w:t>
-      </w:r>
-    </w:p>
-    <w:p>
-      <w:pPr>
-        <w:spacing w:after="120"/>
-        <w:jc w:val="both"/>
-        <w:rPr>
-          <w:rFonts w:ascii="Times New Roman" w:hAnsi="Times New Roman" w:cs="Times New Roman"/>
-          <w:sz w:val="24"/>
-          <w:szCs w:val="24"/>
-        </w:rPr>
-      </w:pPr>
-      <w:r>
-        <w:rPr>
-          <w:rFonts w:ascii="Times New Roman" w:hAnsi="Times New Roman" w:cs="Times New Roman"/>
-          <w:i/>
-          <w:color w:val="FF0000"/>
-          <w:sz w:val="24"/>
-          <w:szCs w:val="24"/>
+        <w:t xml:space="preserve"> Слава Отцю і Сину, і Святому Духові, і нині і повсякчас, і на віки віків. Амінь. Господи, помилуй </w:t>
+      </w:r>
+      <w:r>
+        <w:rPr>
+          <w:rFonts w:ascii="Times New Roman" w:hAnsi="Times New Roman" w:cs="Times New Roman"/>
+          <w:i/>
+          <w:color w:val="FF0000"/>
+          <w:sz w:val="24"/>
+          <w:szCs w:val="24"/>
+        </w:rPr>
+        <w:t>(3 р.)</w:t>
+      </w:r>
+      <w:r>
+        <w:rPr>
+          <w:rFonts w:ascii="Times New Roman" w:hAnsi="Times New Roman" w:cs="Times New Roman"/>
+          <w:i/>
+          <w:sz w:val="24"/>
+          <w:szCs w:val="24"/>
+        </w:rPr>
+        <w:t>.</w:t>
+      </w:r>
+      <w:r>
+        <w:rPr>
+          <w:rFonts w:ascii="Times New Roman" w:hAnsi="Times New Roman" w:cs="Times New Roman"/>
+          <w:sz w:val="24"/>
+          <w:szCs w:val="24"/>
+        </w:rPr>
+        <w:t xml:space="preserve"> Благослови.</w:t>
+      </w:r>
+    </w:p>
+    <w:p>
+      <w:r>
+        <w:rPr>
+          <w:rFonts w:ascii="Times New Roman" w:hAnsi="Times New Roman"/>
+          <w:i/>
+          <w:color w:val="FF4400"/>
+          <w:sz w:val="24"/>
         </w:rPr>
         <w:t>Священик:</w:t>
       </w:r>
       <w:r>
         <w:rPr>
-          <w:rFonts w:ascii="Times New Roman" w:hAnsi="Times New Roman" w:cs="Times New Roman"/>
-          <w:color w:val="FF0000"/>
-          <w:sz w:val="24"/>
-          <w:szCs w:val="24"/>
-        </w:rPr>
-        <w:t xml:space="preserve"> </w:t>
-      </w:r>
-      <w:r>
-        <w:rPr>
-          <w:rFonts w:ascii="Times New Roman" w:hAnsi="Times New Roman" w:cs="Times New Roman"/>
-          <w:sz w:val="24"/>
-          <w:szCs w:val="24"/>
-        </w:rPr>
-        <w:t>Слава тобі, Христе Боже, надіє наша, слава тобі!</w:t>
-      </w:r>
-    </w:p>
-    <w:p>
-      <w:pPr>
-        <w:spacing w:after="120"/>
-        <w:jc w:val="both"/>
-        <w:rPr>
-          <w:rFonts w:ascii="Times New Roman" w:hAnsi="Times New Roman" w:cs="Times New Roman"/>
-          <w:sz w:val="24"/>
-          <w:szCs w:val="24"/>
-        </w:rPr>
-      </w:pPr>
-      <w:r>
-        <w:rPr>
-          <w:rFonts w:ascii="Times New Roman" w:hAnsi="Times New Roman" w:cs="Times New Roman"/>
-          <w:i/>
-          <w:color w:val="FF0000"/>
-          <w:sz w:val="24"/>
-          <w:szCs w:val="24"/>
-        </w:rPr>
-        <w:t>Вірні:</w:t>
-      </w:r>
-      <w:r>
-        <w:rPr>
-          <w:rFonts w:ascii="Times New Roman" w:hAnsi="Times New Roman" w:cs="Times New Roman"/>
-          <w:sz w:val="24"/>
-          <w:szCs w:val="24"/>
-        </w:rPr>
-        <w:t xml:space="preserve"> Слава Отцю і Сину, і Святому Духові, і нині і повсякчас, і на віки віків. Амінь. Господи, помилуй </w:t>
-      </w:r>
-      <w:r>
-        <w:rPr>
-          <w:rFonts w:ascii="Times New Roman" w:hAnsi="Times New Roman" w:cs="Times New Roman"/>
-          <w:i/>
-          <w:color w:val="FF0000"/>
-          <w:sz w:val="24"/>
-          <w:szCs w:val="24"/>
-        </w:rPr>
-        <w:t>(3 р.)</w:t>
-      </w:r>
-      <w:r>
-        <w:rPr>
-          <w:rFonts w:ascii="Times New Roman" w:hAnsi="Times New Roman" w:cs="Times New Roman"/>
-          <w:i/>
-          <w:sz w:val="24"/>
-          <w:szCs w:val="24"/>
-        </w:rPr>
-        <w:t>.</w:t>
-      </w:r>
-      <w:r>
-        <w:rPr>
-          <w:rFonts w:ascii="Times New Roman" w:hAnsi="Times New Roman" w:cs="Times New Roman"/>
-          <w:sz w:val="24"/>
-          <w:szCs w:val="24"/>
-        </w:rPr>
-        <w:t xml:space="preserve"> Благослови.</w:t>
-      </w:r>
-    </w:p>
-    <w:p>
-      <w:pPr>
-        <w:spacing w:after="120"/>
-        <w:jc w:val="both"/>
-        <w:rPr>
-          <w:rFonts w:ascii="Times New Roman" w:hAnsi="Times New Roman" w:cs="Times New Roman"/>
-          <w:sz w:val="24"/>
-          <w:szCs w:val="24"/>
-        </w:rPr>
-      </w:pPr>
-      <w:r>
-        <w:rPr>
-          <w:rFonts w:ascii="Times New Roman" w:hAnsi="Times New Roman" w:cs="Times New Roman"/>
-          <w:i/>
-          <w:color w:val="FF0000"/>
-          <w:sz w:val="24"/>
-          <w:szCs w:val="24"/>
-        </w:rPr>
-        <w:t>Священик:</w:t>
-      </w:r>
-      <w:r>
-        <w:rPr>
-          <w:rFonts w:ascii="Times New Roman" w:hAnsi="Times New Roman" w:cs="Times New Roman"/>
-          <w:sz w:val="24"/>
-          <w:szCs w:val="24"/>
-        </w:rPr>
-        <w:t xml:space="preserve"> Христос, що воскрес із мертвих, істинний Бог наш, молитвами пречистої своєї Матері, святих, славних і всехвальних апостолів, і святого </w:t>
-      </w:r>
-      <w:r>
-        <w:rPr>
-          <w:rFonts w:ascii="Times New Roman" w:hAnsi="Times New Roman" w:cs="Times New Roman"/>
-          <w:i/>
-          <w:color w:val="FF0000"/>
-          <w:sz w:val="24"/>
-          <w:szCs w:val="24"/>
-        </w:rPr>
-        <w:t>(ім'я, якого є храм)</w:t>
-      </w:r>
-      <w:r>
-        <w:rPr>
-          <w:rFonts w:ascii="Times New Roman" w:hAnsi="Times New Roman" w:cs="Times New Roman"/>
-          <w:sz w:val="24"/>
-          <w:szCs w:val="24"/>
-        </w:rPr>
-        <w:t>, і всіх святих, помилує і спасе нас, як благий і людинолюбний.</w:t>
+          <w:rFonts w:ascii="Times New Roman" w:hAnsi="Times New Roman"/>
+          <w:sz w:val="24"/>
+        </w:rPr>
+        <w:t xml:space="preserve"> Христос, що воскрес із мертвих, істинний Бог наш - молитвами пречистої Своєї Матері, святих славних і всехвальних апостолів, святого, </w:t>
+      </w:r>
+      <w:r>
+        <w:rPr>
+          <w:rFonts w:ascii="Times New Roman" w:hAnsi="Times New Roman"/>
+          <w:i/>
+          <w:color w:val="FF4400"/>
+          <w:sz w:val="24"/>
+        </w:rPr>
+        <w:t>якого є храм</w:t>
+      </w:r>
+      <w:r>
+        <w:rPr>
+          <w:rFonts w:ascii="Times New Roman" w:hAnsi="Times New Roman"/>
+          <w:sz w:val="24"/>
+        </w:rPr>
+        <w:t>, святих мучеників Флора й Лавра і всіх святих - помилує і спасе нас як благий і людинолюбний.</w:t>
       </w:r>
     </w:p>
     <w:p>
@@ -8891,7 +10267,7 @@
           <w:sz w:val="24"/>
           <w:szCs w:val="24"/>
         </w:rPr>
-        <w:t xml:space="preserve">(г. 6): </w:t>
+        <w:t xml:space="preserve">(г. 6): </w:t>
       </w:r>
       <w:r>
         <w:rPr>
@@ -8970,30 +10346,19 @@
       </w:pPr>
       <w:r>
         <w:rPr>
-          <w:rFonts w:ascii="Times New Roman" w:hAnsi="Times New Roman" w:cs="Times New Roman"/>
-          <w:i/>
-          <w:color w:val="FF0000"/>
-          <w:sz w:val="24"/>
-          <w:szCs w:val="24"/>
-        </w:rPr>
-        <w:t>Священик</w:t>
-      </w:r>
-      <w:r>
-        <w:rPr>
-          <w:rFonts w:ascii="Times New Roman" w:hAnsi="Times New Roman" w:cs="Times New Roman"/>
-          <w:color w:val="FF0000"/>
-          <w:sz w:val="24"/>
-          <w:szCs w:val="24"/>
-        </w:rPr>
-        <w:t xml:space="preserve">: </w:t>
-      </w:r>
-      <w:r>
-        <w:rPr>
-          <w:rFonts w:ascii="Times New Roman" w:hAnsi="Times New Roman" w:cs="Times New Roman"/>
-          <w:sz w:val="24"/>
-          <w:szCs w:val="24"/>
-        </w:rPr>
-        <w:t>Слава святій, одноістотній, животворящій і нероздільній Тройці, завжди, нині і повсякчас, і на віки віків.</w:t>
+          <w:rFonts w:ascii="Times New Roman" w:hAnsi="Times New Roman"/>
+          <w:i/>
+          <w:color w:val="FF4400"/>
+          <w:sz w:val="24"/>
+        </w:rPr>
+        <w:t>Священик:</w:t>
+      </w:r>
+      <w:r>
+        <w:rPr>
+          <w:rFonts w:ascii="Times New Roman" w:hAnsi="Times New Roman"/>
+          <w:sz w:val="24"/>
+        </w:rPr>
+        <w:t xml:space="preserve"> Слава святій, одноістотній, животворящій і нероздільній Тройці, завжди, нині і повсякчас, і на віки віків.</w:t>
       </w:r>
     </w:p>
     <w:p>
@@ -9052,7 +10417,7 @@
           <w:sz w:val="24"/>
           <w:szCs w:val="24"/>
         </w:rPr>
-        <w:t>(3 р.)</w:t>
+        <w:t>(3 р.)</w:t>
       </w:r>
       <w:r>
         <w:rPr>
@@ -9091,7 +10456,7 @@
           <w:sz w:val="24"/>
           <w:szCs w:val="24"/>
         </w:rPr>
-        <w:t>(2 р.)</w:t>
+        <w:t>(2 р.)</w:t>
       </w:r>
       <w:r>
         <w:rPr>
@@ -11297,7 +12662,7 @@
           <w:sz w:val="24"/>
           <w:szCs w:val="24"/>
         </w:rPr>
-        <w:t>(3 р.)</w:t>
+        <w:t>(3 р.)</w:t>
       </w:r>
     </w:p>
     <w:p>
@@ -11376,7 +12741,7 @@
           <w:sz w:val="24"/>
           <w:szCs w:val="24"/>
         </w:rPr>
-        <w:t>1. </w:t>
+        <w:t xml:space="preserve">1. </w:t>
       </w:r>
       <w:r>
         <w:rPr>
@@ -11406,7 +12771,7 @@
           <w:sz w:val="24"/>
           <w:szCs w:val="24"/>
         </w:rPr>
-        <w:t>2. </w:t>
+        <w:t xml:space="preserve">2. </w:t>
       </w:r>
       <w:r>
         <w:rPr>
@@ -11445,7 +12810,7 @@
           <w:sz w:val="24"/>
           <w:szCs w:val="24"/>
         </w:rPr>
-        <w:t xml:space="preserve"> Від ночі лине дух наш до тебе, Боже, бо світлом є повеління твої. Навчи нас, Боже, правди твоєї, заповідей твоїх і виправдань твоїх. Просвіти наші духовні очі, щоб ми не заснули в гріхах на смерть. Віджени всяку мряку від сердець наших, даруй нам сонце правди і </w:t>
+        <w:t xml:space="preserve"> Від ночі лине дух наш до тебе, Боже, бо світлом є повеління твої. Навчи нас, Боже, правди твоєї, заповідей твоїх і виправдань твоїх. Просвіти наші духовні очі, щоб ми не заснули в гріхах на смерть. Віджени всяку мряку від сердець наших, даруй нам сонце правди і </w:t>
       </w:r>
       <w:r>
         <w:rPr>
@@ -11485,7 +12850,7 @@
           <w:sz w:val="24"/>
           <w:szCs w:val="24"/>
         </w:rPr>
-        <w:t> Владико, Боже святий і неосяжний, що казав із темряви світлові засіяти, що заспокоїв нас у нічному сні й підвів до величання і моління твоєї доброти! Ти, що даєш себе умолити задля свого милосердя, прийми і нині нас, що поклоняємося тобі й по силі дякуємо тобі; і даруй нам те, чого просимо задля спасіння. Вчини нас синами світла і дня та спадкоємцями вічних твоїх дібр. Пом'яни, Господи, за багатством ласк твоїх усіх людей, що є і моляться з нами, і всю братію нашу на землі й на морі, і на всякому місці володіння твого, що потребують твоєї любови й помочі. Усім вияви велику твою милість, щоб спасенні, як душею так і тілом, завжди перебували й відважно славили чудне й благословенне ім'я твоє, бо ти Бог милости і ласк, і любови, і тобі славу віддаємо: Отцю, і Сину, і Святому Духові, нині і повсякчас, і на віки віків. Амінь.</w:t>
+        <w:t xml:space="preserve"> Владико, Боже святий і неосяжний, що казав із темряви світлові засіяти, що заспокоїв нас у нічному сні й підвів до величання і моління твоєї доброти! Ти, що даєш себе умолити задля свого милосердя, прийми і нині нас, що поклоняємося тобі й по силі дякуємо тобі; і даруй нам те, чого просимо задля спасіння. Вчини нас синами світла і дня та спадкоємцями вічних твоїх дібр. Пом'яни, Господи, за багатством ласк твоїх усіх людей, що є і моляться з нами, і всю братію нашу на землі й на морі, і на всякому місці володіння твого, що потребують твоєї любови й помочі. Усім вияви велику твою милість, щоб спасенні, як душею так і тілом, завжди перебували й відважно славили чудне й благословенне ім'я твоє, бо ти Бог милости і ласк, і любови, і тобі славу віддаємо: Отцю, і Сину, і Святому Духові, нині і повсякчас, і на віки віків. Амінь.</w:t>
       </w:r>
     </w:p>
     <w:p>
@@ -11515,28 +12880,28 @@
           <w:sz w:val="24"/>
           <w:szCs w:val="24"/>
         </w:rPr>
-        <w:t> Скарбе добра, джерело невисихаюче, Отче святий, чудотворче всесильний і вседержителю! Усі тобі поклоняємося і тобі молимося та твої милості і твої ласки призиваємо на поміч і на заступництво нашій смиренності. Пом'яни, Господи, слуг твоїх, прийми від усіх нас ранішні моління, як кадило перед тобою; ні одного з нас не вчини нездатним, але всіх нас зберігай ласками твоїми. Пом'яни, Господи, тих, що чувають і співають на славу твою і єдинородного твого Сина і Бога нашого, і Святого твого Духа. Будь їм помічником і заступником; прийми їх молитви на наднебесний і духовний твій жертовник, бо ти Бог наш, і Тобі славу віддаємо: Отцю, і Сину, і Святому Духові, нині і повсякчас, і на віки віків. Амінь.</w:t>
-      </w:r>
-    </w:p>
-    <w:p>
-      <w:pPr>
-        <w:spacing w:after="120"/>
-        <w:jc w:val="both"/>
-        <w:rPr>
-          <w:rFonts w:ascii="Times New Roman" w:hAnsi="Times New Roman" w:cs="Times New Roman"/>
-          <w:color w:val="000000"/>
-          <w:sz w:val="24"/>
-          <w:szCs w:val="24"/>
-        </w:rPr>
-      </w:pPr>
-      <w:r>
-        <w:rPr>
-          <w:rFonts w:ascii="Times New Roman" w:hAnsi="Times New Roman" w:cs="Times New Roman"/>
-          <w:color w:val="FF0000"/>
-          <w:sz w:val="24"/>
-          <w:szCs w:val="24"/>
-        </w:rPr>
-        <w:t>6. </w:t>
+        <w:t xml:space="preserve"> Скарбе добра, джерело невисихаюче, Отче святий, чудотворче всесильний і вседержителю! Усі тобі поклоняємося і тобі молимося та твої милості і твої ласки призиваємо на поміч і на заступництво нашій смиренності. Пом'яни, Господи, слуг твоїх, прийми від усіх нас ранішні моління, як кадило перед тобою; ні одного з нас не вчини нездатним, але всіх нас зберігай ласками твоїми. Пом'яни, Господи, тих, що чувають і співають на славу твою і єдинородного твого Сина і Бога нашого, і Святого твого Духа. Будь їм помічником і заступником; прийми їх молитви на наднебесний і духовний твій жертовник, бо ти Бог наш, і Тобі славу віддаємо: Отцю, і Сину, і Святому Духові, нині і повсякчас, і на віки віків. Амінь.</w:t>
+      </w:r>
+    </w:p>
+    <w:p>
+      <w:pPr>
+        <w:spacing w:after="120"/>
+        <w:jc w:val="both"/>
+        <w:rPr>
+          <w:rFonts w:ascii="Times New Roman" w:hAnsi="Times New Roman" w:cs="Times New Roman"/>
+          <w:color w:val="000000"/>
+          <w:sz w:val="24"/>
+          <w:szCs w:val="24"/>
+        </w:rPr>
+      </w:pPr>
+      <w:r>
+        <w:rPr>
+          <w:rFonts w:ascii="Times New Roman" w:hAnsi="Times New Roman" w:cs="Times New Roman"/>
+          <w:color w:val="FF0000"/>
+          <w:sz w:val="24"/>
+          <w:szCs w:val="24"/>
+        </w:rPr>
+        <w:t xml:space="preserve">6. </w:t>
       </w:r>
       <w:r>
         <w:rPr>
@@ -11575,28 +12940,28 @@
           <w:sz w:val="24"/>
           <w:szCs w:val="24"/>
         </w:rPr>
-        <w:t> Боже й Отче Господа нашого Ісуса Христа! Ти підніс нас з постелі нашої і зібрав на годину молитви. Дай нам ласку відкрити уста наші і прийми наші подяки, що в наших силах, і навчи нас установ твоїх. Бо молитися як слід не вміємо, якщо ти, Господи, святим твоїм Духом не навчиш нас. Тому молимося тобі: Даруй і прости, якщо ми згрішили аж до теперішньої години словом або ділом, або думкою, добровільно або недобровільно. Бо коли на провини будеш дивитися, Господи, Господи, то хто встоїться, бо в тебе є прощення. Ти один святий, допоміжник сильний, захисник життя нашого, і тебе ми завжди оспівуватимемо. Нехай буде сила Царства твого завжди благословенна і вельми прославлювана: Отця, і Сина, і Святого Духа, нині і повсякчас, і на віки віків. Амінь.</w:t>
-      </w:r>
-    </w:p>
-    <w:p>
-      <w:pPr>
-        <w:spacing w:after="120"/>
-        <w:jc w:val="both"/>
-        <w:rPr>
-          <w:rFonts w:ascii="Times New Roman" w:hAnsi="Times New Roman" w:cs="Times New Roman"/>
-          <w:color w:val="000000"/>
-          <w:sz w:val="24"/>
-          <w:szCs w:val="24"/>
-        </w:rPr>
-      </w:pPr>
-      <w:r>
-        <w:rPr>
-          <w:rFonts w:ascii="Times New Roman" w:hAnsi="Times New Roman" w:cs="Times New Roman"/>
-          <w:color w:val="FF0000"/>
-          <w:sz w:val="24"/>
-          <w:szCs w:val="24"/>
-        </w:rPr>
-        <w:t>8. </w:t>
+        <w:t xml:space="preserve"> Боже й Отче Господа нашого Ісуса Христа! Ти підніс нас з постелі нашої і зібрав на годину молитви. Дай нам ласку відкрити уста наші і прийми наші подяки, що в наших силах, і навчи нас установ твоїх. Бо молитися як слід не вміємо, якщо ти, Господи, святим твоїм Духом не навчиш нас. Тому молимося тобі: Даруй і прости, якщо ми згрішили аж до теперішньої години словом або ділом, або думкою, добровільно або недобровільно. Бо коли на провини будеш дивитися, Господи, Господи, то хто встоїться, бо в тебе є прощення. Ти один святий, допоміжник сильний, захисник життя нашого, і тебе ми завжди оспівуватимемо. Нехай буде сила Царства твого завжди благословенна і вельми прославлювана: Отця, і Сина, і Святого Духа, нині і повсякчас, і на віки віків. Амінь.</w:t>
+      </w:r>
+    </w:p>
+    <w:p>
+      <w:pPr>
+        <w:spacing w:after="120"/>
+        <w:jc w:val="both"/>
+        <w:rPr>
+          <w:rFonts w:ascii="Times New Roman" w:hAnsi="Times New Roman" w:cs="Times New Roman"/>
+          <w:color w:val="000000"/>
+          <w:sz w:val="24"/>
+          <w:szCs w:val="24"/>
+        </w:rPr>
+      </w:pPr>
+      <w:r>
+        <w:rPr>
+          <w:rFonts w:ascii="Times New Roman" w:hAnsi="Times New Roman" w:cs="Times New Roman"/>
+          <w:color w:val="FF0000"/>
+          <w:sz w:val="24"/>
+          <w:szCs w:val="24"/>
+        </w:rPr>
+        <w:t xml:space="preserve">8. </w:t>
       </w:r>
       <w:r>
         <w:rPr>
@@ -11635,7 +13000,7 @@
           <w:sz w:val="24"/>
           <w:szCs w:val="24"/>
         </w:rPr>
-        <w:t xml:space="preserve"> Господи, Боже наш! Ти за покаяння дарував людям відпущення, нам же, як образ пізнання і визнання гріхів, показав покаяння і прощення пророка Давида. Тож, Владико, </w:t>
+        <w:t xml:space="preserve"> Господи, Боже наш! Ти за покаяння дарував людям відпущення, нам же, як образ пізнання і визнання гріхів, показав покаяння і прощення пророка Давида. Тож, Владико, </w:t>
       </w:r>
       <w:r>
         <w:rPr>
@@ -11675,28 +13040,28 @@
           <w:sz w:val="24"/>
           <w:szCs w:val="24"/>
         </w:rPr>
-        <w:t> Боже, Боже наш! Ти сотворив розумні й духовні сили своєю волею. Тебе просимо й тобі молимося: Прийми наші посильні величання з усіма твоїми творіннями і збагати щедрими даруваннями твоєї ласки. Бо перед тобою згинається всяке коліно: на небі, на землі й під землею, і все, що живе, і все створіння оспівує неосяжну твою славу, бо ти Бог правдивий і вельми милостивий. Тебе бо хвалять усі небесні сили, і тобі славу віддаємо: Отцю, і Сину, і Святому Духові, нині і повсякчас, і на віки віків. Амінь.</w:t>
-      </w:r>
-    </w:p>
-    <w:p>
-      <w:pPr>
-        <w:spacing w:after="120"/>
-        <w:jc w:val="both"/>
-        <w:rPr>
-          <w:rFonts w:ascii="Times New Roman" w:hAnsi="Times New Roman" w:cs="Times New Roman"/>
-          <w:color w:val="FF0000"/>
-          <w:sz w:val="24"/>
-          <w:szCs w:val="24"/>
-        </w:rPr>
-      </w:pPr>
-      <w:r>
-        <w:rPr>
-          <w:rFonts w:ascii="Times New Roman" w:hAnsi="Times New Roman" w:cs="Times New Roman"/>
-          <w:color w:val="FF0000"/>
-          <w:sz w:val="24"/>
-          <w:szCs w:val="24"/>
-        </w:rPr>
-        <w:t>11. </w:t>
+        <w:t xml:space="preserve"> Боже, Боже наш! Ти сотворив розумні й духовні сили своєю волею. Тебе просимо й тобі молимося: Прийми наші посильні величання з усіма твоїми творіннями і збагати щедрими даруваннями твоєї ласки. Бо перед тобою згинається всяке коліно: на небі, на землі й під землею, і все, що живе, і все створіння оспівує неосяжну твою славу, бо ти Бог правдивий і вельми милостивий. Тебе бо хвалять усі небесні сили, і тобі славу віддаємо: Отцю, і Сину, і Святому Духові, нині і повсякчас, і на віки віків. Амінь.</w:t>
+      </w:r>
+    </w:p>
+    <w:p>
+      <w:pPr>
+        <w:spacing w:after="120"/>
+        <w:jc w:val="both"/>
+        <w:rPr>
+          <w:rFonts w:ascii="Times New Roman" w:hAnsi="Times New Roman" w:cs="Times New Roman"/>
+          <w:color w:val="FF0000"/>
+          <w:sz w:val="24"/>
+          <w:szCs w:val="24"/>
+        </w:rPr>
+      </w:pPr>
+      <w:r>
+        <w:rPr>
+          <w:rFonts w:ascii="Times New Roman" w:hAnsi="Times New Roman" w:cs="Times New Roman"/>
+          <w:color w:val="FF0000"/>
+          <w:sz w:val="24"/>
+          <w:szCs w:val="24"/>
+        </w:rPr>
+        <w:t xml:space="preserve">11. </w:t>
       </w:r>
       <w:r>
         <w:rPr>
@@ -12977,7 +14342,7 @@
           <w:sz w:val="24"/>
           <w:szCs w:val="24"/>
         </w:rPr>
-        <w:t>(г. 1):</w:t>
+        <w:t>(г. 1):</w:t>
       </w:r>
       <w:r>
         <w:rPr>
@@ -14054,7 +15419,7 @@
           <w:sz w:val="24"/>
           <w:szCs w:val="24"/>
         </w:rPr>
-        <w:t>(3 р.)</w:t>
+        <w:t>(3 р.)</w:t>
       </w:r>
     </w:p>
     <w:p>
@@ -14256,30 +15621,19 @@
       </w:pPr>
       <w:r>
         <w:rPr>
-          <w:rFonts w:ascii="Times New Roman" w:hAnsi="Times New Roman" w:cs="Times New Roman"/>
-          <w:i/>
-          <w:color w:val="FF0000"/>
-          <w:sz w:val="24"/>
-          <w:szCs w:val="24"/>
-        </w:rPr>
-        <w:t>Священик: </w:t>
-      </w:r>
-      <w:r>
-        <w:rPr>
-          <w:rFonts w:ascii="Times New Roman" w:hAnsi="Times New Roman" w:cs="Times New Roman"/>
-          <w:color w:val="000000"/>
-          <w:sz w:val="24"/>
-          <w:szCs w:val="24"/>
-        </w:rPr>
-        <w:t>Бо благословилося ім'я Твоє і прославилося царство Твоє, Отця, і Сина, і Святого Духа</w:t>
-      </w:r>
-      <w:r>
-        <w:rPr>
-          <w:rFonts w:ascii="Times New Roman" w:hAnsi="Times New Roman" w:cs="Times New Roman"/>
-          <w:sz w:val="24"/>
-          <w:szCs w:val="24"/>
-        </w:rPr>
-        <w:t>, нині і повсякчас, і на віки віків.</w:t>
+          <w:rFonts w:ascii="Times New Roman" w:hAnsi="Times New Roman"/>
+          <w:i/>
+          <w:color w:val="FF4400"/>
+          <w:sz w:val="24"/>
+        </w:rPr>
+        <w:t>Священик:</w:t>
+      </w:r>
+      <w:r>
+        <w:rPr>
+          <w:rFonts w:ascii="Times New Roman" w:hAnsi="Times New Roman"/>
+          <w:sz w:val="24"/>
+        </w:rPr>
+        <w:t xml:space="preserve"> Бо благословилося ім'я Твоє і прославилося царство Твоє, Отця, і Сина, і Святого Духа, нині і повсякчас, і на віки віків.</w:t>
       </w:r>
     </w:p>
     <w:p>
@@ -14843,19 +16197,17 @@
       </w:pPr>
       <w:r>
         <w:rPr>
-          <w:rFonts w:ascii="Times New Roman" w:hAnsi="Times New Roman" w:cs="Times New Roman"/>
-          <w:i/>
-          <w:color w:val="FF0000"/>
-          <w:sz w:val="24"/>
-          <w:szCs w:val="24"/>
+          <w:rFonts w:ascii="Times New Roman" w:hAnsi="Times New Roman"/>
+          <w:i/>
+          <w:color w:val="FF4400"/>
+          <w:sz w:val="24"/>
         </w:rPr>
         <w:t>Священик:</w:t>
       </w:r>
       <w:r>
         <w:rPr>
-          <w:rFonts w:ascii="Times New Roman" w:hAnsi="Times New Roman" w:cs="Times New Roman"/>
-          <w:sz w:val="24"/>
-          <w:szCs w:val="24"/>
+          <w:rFonts w:ascii="Times New Roman" w:hAnsi="Times New Roman"/>
+          <w:sz w:val="24"/>
         </w:rPr>
         <w:t xml:space="preserve"> Мир всім.</w:t>
       </w:r>
@@ -15075,6 +16427,7 @@
     </w:p>
     <w:p>
       <w:pPr>
+        <w:pStyle w:val="a"/>
         <w:spacing w:after="120"/>
       </w:pPr>
       <w:r>
@@ -15092,15 +16445,7 @@
           <w:color w:val="000000"/>
           <w:sz w:val="24"/>
         </w:rPr>
-        <w:t xml:space="preserve"> Бо Ти святий єси, Боже наш, і в святині перебуваєш, і ми Тобі славу віддаємо: Отцю, і Сину, і Святому Духові, нині і повсякчас, і н</w:t>
-      </w:r>
-      <w:r>
-        <w:rPr>
-          <w:rFonts w:ascii="Times New Roman" w:hAnsi="Times New Roman"/>
-          <w:color w:val="000000"/>
-          <w:sz w:val="24"/>
-        </w:rPr>
-        <w:t>а віки віків.</w:t>
+        <w:t xml:space="preserve"> Бо Ти святий єси, Боже наш, і в святині перебуваєш, і ми Тобі славу віддаємо: Отцю, і Сину, і Святому Духові, нині і повсякчас, і на віки віків.</w:t>
       </w:r>
     </w:p>
     <w:p>
@@ -15340,7 +16685,7 @@
           <w:sz w:val="24"/>
           <w:szCs w:val="24"/>
         </w:rPr>
-        <w:t>(3 р.)</w:t>
+        <w:t>(3 р.)</w:t>
       </w:r>
       <w:r>
         <w:rPr>
@@ -15383,30 +16728,19 @@
       </w:pPr>
       <w:r>
         <w:rPr>
-          <w:rFonts w:ascii="Times New Roman" w:hAnsi="Times New Roman" w:cs="Times New Roman"/>
-          <w:i/>
-          <w:color w:val="FF0000"/>
-          <w:sz w:val="24"/>
-          <w:szCs w:val="24"/>
+          <w:rFonts w:ascii="Times New Roman" w:hAnsi="Times New Roman"/>
+          <w:i/>
+          <w:color w:val="FF4400"/>
+          <w:sz w:val="24"/>
         </w:rPr>
         <w:t>Священик:</w:t>
       </w:r>
       <w:r>
         <w:rPr>
-          <w:rFonts w:ascii="Times New Roman" w:hAnsi="Times New Roman" w:cs="Times New Roman"/>
-          <w:color w:val="FF0000"/>
-          <w:sz w:val="24"/>
-          <w:szCs w:val="24"/>
-        </w:rPr>
-        <w:t xml:space="preserve"> </w:t>
-      </w:r>
-      <w:r>
-        <w:rPr>
-          <w:rFonts w:ascii="Times New Roman" w:hAnsi="Times New Roman" w:cs="Times New Roman"/>
-          <w:sz w:val="24"/>
-          <w:szCs w:val="24"/>
-        </w:rPr>
-        <w:t>Мир всім!</w:t>
+          <w:rFonts w:ascii="Times New Roman" w:hAnsi="Times New Roman"/>
+          <w:sz w:val="24"/>
+        </w:rPr>
+        <w:t xml:space="preserve"> Мир всім!</w:t>
       </w:r>
     </w:p>
     <w:p>
@@ -15450,30 +16784,19 @@
       </w:pPr>
       <w:r>
         <w:rPr>
-          <w:rFonts w:ascii="Times New Roman" w:hAnsi="Times New Roman" w:cs="Times New Roman"/>
-          <w:i/>
-          <w:color w:val="FF0000"/>
-          <w:sz w:val="24"/>
-          <w:szCs w:val="24"/>
+          <w:rFonts w:ascii="Times New Roman" w:hAnsi="Times New Roman"/>
+          <w:i/>
+          <w:color w:val="FF4400"/>
+          <w:sz w:val="24"/>
         </w:rPr>
         <w:t>Священик:</w:t>
       </w:r>
       <w:r>
         <w:rPr>
-          <w:rFonts w:ascii="Times New Roman" w:hAnsi="Times New Roman" w:cs="Times New Roman"/>
-          <w:color w:val="FF0000"/>
-          <w:sz w:val="24"/>
-          <w:szCs w:val="24"/>
-        </w:rPr>
-        <w:t xml:space="preserve"> </w:t>
-      </w:r>
-      <w:r>
-        <w:rPr>
-          <w:rFonts w:ascii="Times New Roman" w:hAnsi="Times New Roman" w:cs="Times New Roman"/>
-          <w:sz w:val="24"/>
-          <w:szCs w:val="24"/>
-        </w:rPr>
-        <w:t>Від Івана святого Євангелія читання.</w:t>
+          <w:rFonts w:ascii="Times New Roman" w:hAnsi="Times New Roman"/>
+          <w:sz w:val="24"/>
+        </w:rPr>
+        <w:t xml:space="preserve"> Від Івана святого Євангелія читання.</w:t>
       </w:r>
     </w:p>
     <w:p>
@@ -15660,7 +16983,7 @@
           <w:sz w:val="24"/>
           <w:szCs w:val="24"/>
         </w:rPr>
-        <w:t xml:space="preserve">(г. 6): </w:t>
+        <w:t xml:space="preserve">(г. 6): </w:t>
       </w:r>
       <w:r>
         <w:rPr>
@@ -16157,7 +17480,7 @@
           <w:sz w:val="24"/>
           <w:szCs w:val="24"/>
         </w:rPr>
-        <w:t>(г. 6):</w:t>
+        <w:t>(г. 6):</w:t>
       </w:r>
       <w:r>
         <w:rPr>
@@ -16371,7 +17694,7 @@
           <w:sz w:val="24"/>
           <w:szCs w:val="24"/>
         </w:rPr>
-        <w:t>(12 р.)</w:t>
+        <w:t>(12 р.)</w:t>
       </w:r>
       <w:r>
         <w:rPr>
@@ -16528,7 +17851,7 @@
           <w:sz w:val="24"/>
           <w:szCs w:val="24"/>
         </w:rPr>
-        <w:t>Ірмос 1</w:t>
+        <w:t>Ірмос 1</w:t>
       </w:r>
       <w:r>
         <w:rPr>
@@ -16743,8 +18066,7 @@
           <w:sz w:val="24"/>
           <w:szCs w:val="24"/>
         </w:rPr>
-        <w:lastRenderedPageBreak/>
-        <w:t>Ірмос 3</w:t>
+        <w:t>Ірмос 3</w:t>
       </w:r>
       <w:r>
         <w:rPr>
@@ -17142,7 +18464,7 @@
           <w:sz w:val="24"/>
           <w:szCs w:val="24"/>
         </w:rPr>
-        <w:t>Священник: </w:t>
+        <w:t xml:space="preserve">Священник: </w:t>
       </w:r>
       <w:r>
         <w:rPr>
@@ -17230,7 +18552,7 @@
           <w:sz w:val="24"/>
           <w:szCs w:val="24"/>
         </w:rPr>
-        <w:t>Ірмос 4</w:t>
+        <w:t>Ірмос 4</w:t>
       </w:r>
       <w:r>
         <w:rPr>
@@ -17446,7 +18768,7 @@
           <w:sz w:val="24"/>
           <w:szCs w:val="24"/>
         </w:rPr>
-        <w:t>Ірмос 5</w:t>
+        <w:t>Ірмос 5</w:t>
       </w:r>
       <w:r>
         <w:rPr>
@@ -17661,7 +18983,7 @@
           <w:sz w:val="24"/>
           <w:szCs w:val="24"/>
         </w:rPr>
-        <w:t>Ірмос 6</w:t>
+        <w:t>Ірмос 6</w:t>
       </w:r>
       <w:r>
         <w:rPr>
@@ -18059,8 +19381,7 @@
           <w:sz w:val="24"/>
           <w:szCs w:val="24"/>
         </w:rPr>
-        <w:lastRenderedPageBreak/>
-        <w:t>Священник: </w:t>
+        <w:t xml:space="preserve">Священник: </w:t>
       </w:r>
       <w:r>
         <w:rPr>
@@ -18194,7 +19515,7 @@
           <w:sz w:val="24"/>
           <w:szCs w:val="24"/>
         </w:rPr>
-        <w:t>Ірмос 7</w:t>
+        <w:t>Ірмос 7</w:t>
       </w:r>
       <w:r>
         <w:rPr>
@@ -18409,7 +19730,7 @@
           <w:sz w:val="24"/>
           <w:szCs w:val="24"/>
         </w:rPr>
-        <w:t>Ірмос 8</w:t>
+        <w:t>Ірмос 8</w:t>
       </w:r>
       <w:r>
         <w:rPr>
@@ -19301,30 +20622,19 @@
       </w:pPr>
       <w:r>
         <w:rPr>
-          <w:rFonts w:ascii="Times New Roman" w:hAnsi="Times New Roman" w:cs="Times New Roman"/>
-          <w:i/>
-          <w:color w:val="FF0000"/>
-          <w:sz w:val="24"/>
-          <w:szCs w:val="24"/>
-        </w:rPr>
-        <w:t>Священик: </w:t>
-      </w:r>
-      <w:r>
-        <w:rPr>
-          <w:rFonts w:ascii="Times New Roman" w:hAnsi="Times New Roman" w:cs="Times New Roman"/>
-          <w:color w:val="000000"/>
-          <w:sz w:val="24"/>
-          <w:szCs w:val="24"/>
-        </w:rPr>
-        <w:t>Бо Тебе хвалять усі сили небесні і Тобі славу возсилаємо: Отцю, і Сину, і Святому Духові</w:t>
-      </w:r>
-      <w:r>
-        <w:rPr>
-          <w:rFonts w:ascii="Times New Roman" w:hAnsi="Times New Roman" w:cs="Times New Roman"/>
-          <w:sz w:val="24"/>
-          <w:szCs w:val="24"/>
-        </w:rPr>
-        <w:t>, нині і повсякчас, і на віки віків.</w:t>
+          <w:rFonts w:ascii="Times New Roman" w:hAnsi="Times New Roman"/>
+          <w:i/>
+          <w:color w:val="FF4400"/>
+          <w:sz w:val="24"/>
+        </w:rPr>
+        <w:t>Священик:</w:t>
+      </w:r>
+      <w:r>
+        <w:rPr>
+          <w:rFonts w:ascii="Times New Roman" w:hAnsi="Times New Roman"/>
+          <w:sz w:val="24"/>
+        </w:rPr>
+        <w:t xml:space="preserve"> Бо Тебе хвалять усі сили небесні і Тобі славу возсилаємо: Отцю, і Сину, і Святому Духові, нині і повсякчас, і на віки віків.</w:t>
       </w:r>
     </w:p>
     <w:p>
@@ -21523,7 +22833,7 @@
           <w:sz w:val="24"/>
           <w:szCs w:val="24"/>
         </w:rPr>
-        <w:t>(г. 2):</w:t>
+        <w:t>(г. 2):</w:t>
       </w:r>
       <w:r>
         <w:rPr>
@@ -21627,20 +22937,17 @@
       </w:pPr>
       <w:r>
         <w:rPr>
-          <w:rFonts w:ascii="Times New Roman" w:hAnsi="Times New Roman" w:cs="Times New Roman"/>
-          <w:i/>
-          <w:color w:val="FF0000"/>
-          <w:sz w:val="24"/>
-          <w:szCs w:val="24"/>
+          <w:rFonts w:ascii="Times New Roman" w:hAnsi="Times New Roman"/>
+          <w:i/>
+          <w:color w:val="FF4400"/>
+          <w:sz w:val="24"/>
         </w:rPr>
         <w:t>Священик:</w:t>
       </w:r>
       <w:r>
         <w:rPr>
-          <w:rFonts w:ascii="Times New Roman" w:hAnsi="Times New Roman" w:cs="Times New Roman"/>
-          <w:color w:val="000000"/>
-          <w:sz w:val="24"/>
-          <w:szCs w:val="24"/>
+          <w:rFonts w:ascii="Times New Roman" w:hAnsi="Times New Roman"/>
+          <w:sz w:val="24"/>
         </w:rPr>
         <w:t xml:space="preserve"> Слава Тобі, що Світло нам показав! </w:t>
       </w:r>
@@ -22057,7 +23364,7 @@
           <w:sz w:val="24"/>
           <w:szCs w:val="24"/>
         </w:rPr>
-        <w:t>(3 р.)</w:t>
+        <w:t>(3 р.)</w:t>
       </w:r>
     </w:p>
     <w:p>
@@ -22977,16 +24284,43 @@
       </w:pPr>
       <w:r>
         <w:rPr>
-          <w:rFonts w:ascii="Times New Roman" w:hAnsi="Times New Roman" w:cs="Times New Roman"/>
-          <w:i/>
-          <w:color w:val="FF0000"/>
-          <w:sz w:val="24"/>
-          <w:szCs w:val="24"/>
+          <w:rFonts w:ascii="Times New Roman" w:hAnsi="Times New Roman"/>
+          <w:i/>
+          <w:color w:val="FF4400"/>
+          <w:sz w:val="24"/>
         </w:rPr>
         <w:t>Священик:</w:t>
       </w:r>
       <w:r>
         <w:rPr>
+          <w:rFonts w:ascii="Times New Roman" w:hAnsi="Times New Roman"/>
+          <w:sz w:val="24"/>
+        </w:rPr>
+        <w:t xml:space="preserve"> Бо Ти – Бог милости, ласк і людинолюбности, і Тобі славу віддаємо, Отцю, і Сину, і Святому Духові, нині, і повсякчас, і на віки віків.</w:t>
+      </w:r>
+    </w:p>
+    <w:p>
+      <w:pPr>
+        <w:spacing w:after="120"/>
+        <w:jc w:val="both"/>
+        <w:rPr>
+          <w:rFonts w:ascii="Times New Roman" w:hAnsi="Times New Roman" w:cs="Times New Roman"/>
+          <w:sz w:val="24"/>
+          <w:szCs w:val="24"/>
+        </w:rPr>
+      </w:pPr>
+      <w:r>
+        <w:rPr>
+          <w:rFonts w:ascii="Times New Roman" w:hAnsi="Times New Roman" w:cs="Times New Roman"/>
+          <w:i/>
+          <w:color w:val="FF0000"/>
+          <w:sz w:val="24"/>
+          <w:szCs w:val="24"/>
+        </w:rPr>
+        <w:t>Вірні:</w:t>
+      </w:r>
+      <w:r>
+        <w:rPr>
           <w:rFonts w:ascii="Times New Roman" w:hAnsi="Times New Roman" w:cs="Times New Roman"/>
           <w:color w:val="FF0000"/>
           <w:sz w:val="24"/>
@@ -22997,45 +24331,6 @@
       <w:r>
         <w:rPr>
           <w:rFonts w:ascii="Times New Roman" w:hAnsi="Times New Roman" w:cs="Times New Roman"/>
-          <w:color w:val="000000"/>
-          <w:sz w:val="24"/>
-          <w:szCs w:val="24"/>
-        </w:rPr>
-        <w:t>Бо Ти – Бог милости, ласк і людинолюбности, і Тобі славу віддаємо, Отцю, і Сину, і Святому Духові, нині, і повсякчас, і на віки віків.</w:t>
-      </w:r>
-    </w:p>
-    <w:p>
-      <w:pPr>
-        <w:spacing w:after="120"/>
-        <w:jc w:val="both"/>
-        <w:rPr>
-          <w:rFonts w:ascii="Times New Roman" w:hAnsi="Times New Roman" w:cs="Times New Roman"/>
-          <w:sz w:val="24"/>
-          <w:szCs w:val="24"/>
-        </w:rPr>
-      </w:pPr>
-      <w:r>
-        <w:rPr>
-          <w:rFonts w:ascii="Times New Roman" w:hAnsi="Times New Roman" w:cs="Times New Roman"/>
-          <w:i/>
-          <w:color w:val="FF0000"/>
-          <w:sz w:val="24"/>
-          <w:szCs w:val="24"/>
-        </w:rPr>
-        <w:t>Вірні:</w:t>
-      </w:r>
-      <w:r>
-        <w:rPr>
-          <w:rFonts w:ascii="Times New Roman" w:hAnsi="Times New Roman" w:cs="Times New Roman"/>
-          <w:color w:val="FF0000"/>
-          <w:sz w:val="24"/>
-          <w:szCs w:val="24"/>
-        </w:rPr>
-        <w:t xml:space="preserve"> </w:t>
-      </w:r>
-      <w:r>
-        <w:rPr>
-          <w:rFonts w:ascii="Times New Roman" w:hAnsi="Times New Roman" w:cs="Times New Roman"/>
           <w:sz w:val="24"/>
           <w:szCs w:val="24"/>
         </w:rPr>
@@ -23054,19 +24349,17 @@
       </w:pPr>
       <w:r>
         <w:rPr>
-          <w:rFonts w:ascii="Times New Roman" w:hAnsi="Times New Roman" w:cs="Times New Roman"/>
-          <w:i/>
-          <w:color w:val="FF0000"/>
-          <w:sz w:val="24"/>
-          <w:szCs w:val="24"/>
+          <w:rFonts w:ascii="Times New Roman" w:hAnsi="Times New Roman"/>
+          <w:i/>
+          <w:color w:val="FF4400"/>
+          <w:sz w:val="24"/>
         </w:rPr>
         <w:t>Священик:</w:t>
       </w:r>
       <w:r>
         <w:rPr>
-          <w:rFonts w:ascii="Times New Roman" w:hAnsi="Times New Roman" w:cs="Times New Roman"/>
-          <w:sz w:val="24"/>
-          <w:szCs w:val="24"/>
+          <w:rFonts w:ascii="Times New Roman" w:hAnsi="Times New Roman"/>
+          <w:sz w:val="24"/>
         </w:rPr>
         <w:t xml:space="preserve"> Мир всім.</w:t>
       </w:r>
@@ -23362,16 +24655,43 @@
       </w:pPr>
       <w:r>
         <w:rPr>
-          <w:rFonts w:ascii="Times New Roman" w:hAnsi="Times New Roman" w:cs="Times New Roman"/>
-          <w:i/>
-          <w:color w:val="FF0000"/>
-          <w:sz w:val="24"/>
-          <w:szCs w:val="24"/>
+          <w:rFonts w:ascii="Times New Roman" w:hAnsi="Times New Roman"/>
+          <w:i/>
+          <w:color w:val="FF4400"/>
+          <w:sz w:val="24"/>
         </w:rPr>
         <w:t>Священик:</w:t>
       </w:r>
       <w:r>
         <w:rPr>
+          <w:rFonts w:ascii="Times New Roman" w:hAnsi="Times New Roman"/>
+          <w:sz w:val="24"/>
+        </w:rPr>
+        <w:t xml:space="preserve"> Благословенний Христос, Бог наш, завжди, нині і повсякчас, і на віки віків.</w:t>
+      </w:r>
+    </w:p>
+    <w:p>
+      <w:pPr>
+        <w:spacing w:after="120"/>
+        <w:jc w:val="both"/>
+        <w:rPr>
+          <w:rFonts w:ascii="Times New Roman" w:hAnsi="Times New Roman" w:cs="Times New Roman"/>
+          <w:sz w:val="24"/>
+          <w:szCs w:val="24"/>
+        </w:rPr>
+      </w:pPr>
+      <w:r>
+        <w:rPr>
+          <w:rFonts w:ascii="Times New Roman" w:hAnsi="Times New Roman" w:cs="Times New Roman"/>
+          <w:i/>
+          <w:color w:val="FF0000"/>
+          <w:sz w:val="24"/>
+          <w:szCs w:val="24"/>
+        </w:rPr>
+        <w:t>Вірні:</w:t>
+      </w:r>
+      <w:r>
+        <w:rPr>
           <w:rFonts w:ascii="Times New Roman" w:hAnsi="Times New Roman" w:cs="Times New Roman"/>
           <w:color w:val="FF0000"/>
           <w:sz w:val="24"/>
@@ -23385,44 +24705,6 @@
           <w:sz w:val="24"/>
           <w:szCs w:val="24"/>
         </w:rPr>
-        <w:t>Благословенний Христос, Бог наш, завжди, нині і повсякчас, і на віки віків.</w:t>
-      </w:r>
-    </w:p>
-    <w:p>
-      <w:pPr>
-        <w:spacing w:after="120"/>
-        <w:jc w:val="both"/>
-        <w:rPr>
-          <w:rFonts w:ascii="Times New Roman" w:hAnsi="Times New Roman" w:cs="Times New Roman"/>
-          <w:sz w:val="24"/>
-          <w:szCs w:val="24"/>
-        </w:rPr>
-      </w:pPr>
-      <w:r>
-        <w:rPr>
-          <w:rFonts w:ascii="Times New Roman" w:hAnsi="Times New Roman" w:cs="Times New Roman"/>
-          <w:i/>
-          <w:color w:val="FF0000"/>
-          <w:sz w:val="24"/>
-          <w:szCs w:val="24"/>
-        </w:rPr>
-        <w:t>Вірні:</w:t>
-      </w:r>
-      <w:r>
-        <w:rPr>
-          <w:rFonts w:ascii="Times New Roman" w:hAnsi="Times New Roman" w:cs="Times New Roman"/>
-          <w:color w:val="FF0000"/>
-          <w:sz w:val="24"/>
-          <w:szCs w:val="24"/>
-        </w:rPr>
-        <w:t xml:space="preserve"> </w:t>
-      </w:r>
-      <w:r>
-        <w:rPr>
-          <w:rFonts w:ascii="Times New Roman" w:hAnsi="Times New Roman" w:cs="Times New Roman"/>
-          <w:sz w:val="24"/>
-          <w:szCs w:val="24"/>
-        </w:rPr>
         <w:t>Амінь. Утверди, Боже, святу православну віру на віки віків.</w:t>
       </w:r>
     </w:p>
@@ -23438,19 +24720,17 @@
       </w:pPr>
       <w:r>
         <w:rPr>
-          <w:rFonts w:ascii="Times New Roman" w:hAnsi="Times New Roman" w:cs="Times New Roman"/>
-          <w:i/>
-          <w:color w:val="FF0000"/>
-          <w:sz w:val="24"/>
-          <w:szCs w:val="24"/>
+          <w:rFonts w:ascii="Times New Roman" w:hAnsi="Times New Roman"/>
+          <w:i/>
+          <w:color w:val="FF4400"/>
+          <w:sz w:val="24"/>
         </w:rPr>
         <w:t>Священик:</w:t>
       </w:r>
       <w:r>
         <w:rPr>
-          <w:rFonts w:ascii="Times New Roman" w:hAnsi="Times New Roman" w:cs="Times New Roman"/>
-          <w:sz w:val="24"/>
-          <w:szCs w:val="24"/>
+          <w:rFonts w:ascii="Times New Roman" w:hAnsi="Times New Roman"/>
+          <w:sz w:val="24"/>
         </w:rPr>
         <w:t xml:space="preserve"> Пресвята Богородице, спаси нас.</w:t>
       </w:r>
@@ -23497,16 +24777,43 @@
       </w:pPr>
       <w:r>
         <w:rPr>
-          <w:rFonts w:ascii="Times New Roman" w:hAnsi="Times New Roman" w:cs="Times New Roman"/>
-          <w:i/>
-          <w:color w:val="FF0000"/>
-          <w:sz w:val="24"/>
-          <w:szCs w:val="24"/>
+          <w:rFonts w:ascii="Times New Roman" w:hAnsi="Times New Roman"/>
+          <w:i/>
+          <w:color w:val="FF4400"/>
+          <w:sz w:val="24"/>
         </w:rPr>
         <w:t>Священик:</w:t>
       </w:r>
       <w:r>
         <w:rPr>
+          <w:rFonts w:ascii="Times New Roman" w:hAnsi="Times New Roman"/>
+          <w:sz w:val="24"/>
+        </w:rPr>
+        <w:t xml:space="preserve"> Слава тобі, Христе Боже, надіє наша, слава тобі!</w:t>
+      </w:r>
+    </w:p>
+    <w:p>
+      <w:pPr>
+        <w:spacing w:after="120"/>
+        <w:jc w:val="both"/>
+        <w:rPr>
+          <w:rFonts w:ascii="Times New Roman" w:hAnsi="Times New Roman" w:cs="Times New Roman"/>
+          <w:sz w:val="24"/>
+          <w:szCs w:val="24"/>
+        </w:rPr>
+      </w:pPr>
+      <w:r>
+        <w:rPr>
+          <w:rFonts w:ascii="Times New Roman" w:hAnsi="Times New Roman" w:cs="Times New Roman"/>
+          <w:i/>
+          <w:color w:val="FF0000"/>
+          <w:sz w:val="24"/>
+          <w:szCs w:val="24"/>
+        </w:rPr>
+        <w:t>Вірні:</w:t>
+      </w:r>
+      <w:r>
+        <w:rPr>
           <w:rFonts w:ascii="Times New Roman" w:hAnsi="Times New Roman" w:cs="Times New Roman"/>
           <w:color w:val="FF0000"/>
           <w:sz w:val="24"/>
@@ -23520,44 +24827,6 @@
           <w:sz w:val="24"/>
           <w:szCs w:val="24"/>
         </w:rPr>
-        <w:t>Слава тобі, Христе Боже, надіє наша, слава тобі!</w:t>
-      </w:r>
-    </w:p>
-    <w:p>
-      <w:pPr>
-        <w:spacing w:after="120"/>
-        <w:jc w:val="both"/>
-        <w:rPr>
-          <w:rFonts w:ascii="Times New Roman" w:hAnsi="Times New Roman" w:cs="Times New Roman"/>
-          <w:sz w:val="24"/>
-          <w:szCs w:val="24"/>
-        </w:rPr>
-      </w:pPr>
-      <w:r>
-        <w:rPr>
-          <w:rFonts w:ascii="Times New Roman" w:hAnsi="Times New Roman" w:cs="Times New Roman"/>
-          <w:i/>
-          <w:color w:val="FF0000"/>
-          <w:sz w:val="24"/>
-          <w:szCs w:val="24"/>
-        </w:rPr>
-        <w:t>Вірні:</w:t>
-      </w:r>
-      <w:r>
-        <w:rPr>
-          <w:rFonts w:ascii="Times New Roman" w:hAnsi="Times New Roman" w:cs="Times New Roman"/>
-          <w:color w:val="FF0000"/>
-          <w:sz w:val="24"/>
-          <w:szCs w:val="24"/>
-        </w:rPr>
-        <w:t xml:space="preserve"> </w:t>
-      </w:r>
-      <w:r>
-        <w:rPr>
-          <w:rFonts w:ascii="Times New Roman" w:hAnsi="Times New Roman" w:cs="Times New Roman"/>
-          <w:sz w:val="24"/>
-          <w:szCs w:val="24"/>
-        </w:rPr>
         <w:t xml:space="preserve">Слава Отцю і Сину, і Святому Духові, і нині і повсякчас, і на віки віків. Амінь. Господи, помилуй </w:t>
       </w:r>
       <w:r>
@@ -23568,7 +24837,7 @@
           <w:sz w:val="24"/>
           <w:szCs w:val="24"/>
         </w:rPr>
-        <w:t>(3 р.)</w:t>
+        <w:t>(3 р.)</w:t>
       </w:r>
       <w:r>
         <w:rPr>
@@ -23589,50 +24858,37 @@
       </w:r>
     </w:p>
     <w:p>
-      <w:pPr>
-        <w:spacing w:after="120"/>
-        <w:jc w:val="both"/>
-        <w:rPr>
-          <w:rFonts w:ascii="Times New Roman" w:hAnsi="Times New Roman" w:cs="Times New Roman"/>
-          <w:sz w:val="24"/>
-          <w:szCs w:val="24"/>
-        </w:rPr>
-      </w:pPr>
-      <w:r>
-        <w:rPr>
-          <w:rFonts w:ascii="Times New Roman" w:hAnsi="Times New Roman" w:cs="Times New Roman"/>
-          <w:i/>
-          <w:color w:val="FF0000"/>
-          <w:sz w:val="24"/>
-          <w:szCs w:val="24"/>
+      <w:r>
+        <w:rPr>
+          <w:rFonts w:ascii="Times New Roman" w:hAnsi="Times New Roman"/>
+          <w:i/>
+          <w:color w:val="FF4400"/>
+          <w:sz w:val="24"/>
         </w:rPr>
         <w:t>Священик:</w:t>
       </w:r>
       <w:r>
         <w:rPr>
-          <w:rFonts w:ascii="Times New Roman" w:hAnsi="Times New Roman" w:cs="Times New Roman"/>
-          <w:sz w:val="24"/>
-          <w:szCs w:val="24"/>
-        </w:rPr>
-        <w:t xml:space="preserve"> Христос, що воскрес із мертвих, істинний Бог наш, молитвами пречистої своєї Матері, святих, славних і всехвальних апостолів, і святого </w:t>
-      </w:r>
-      <w:r>
-        <w:rPr>
-          <w:rFonts w:ascii="Times New Roman" w:hAnsi="Times New Roman" w:cs="Times New Roman"/>
-          <w:i/>
-          <w:color w:val="FF0000"/>
-          <w:sz w:val="24"/>
-          <w:szCs w:val="24"/>
-        </w:rPr>
-        <w:t>(ім'я, якого є храм)</w:t>
-      </w:r>
-      <w:r>
-        <w:rPr>
-          <w:rFonts w:ascii="Times New Roman" w:hAnsi="Times New Roman" w:cs="Times New Roman"/>
-          <w:sz w:val="24"/>
-          <w:szCs w:val="24"/>
-        </w:rPr>
-        <w:t>, і всіх святих, помилує і спасе нас, як благий і людинолюбний.</w:t>
+          <w:rFonts w:ascii="Times New Roman" w:hAnsi="Times New Roman"/>
+          <w:sz w:val="24"/>
+        </w:rPr>
+        <w:t xml:space="preserve"> Христос, що воскрес із мертвих, істинний Бог наш - молитвами пречистої Своєї Матері, святих славних і всехвальних апостолів, святого, </w:t>
+      </w:r>
+      <w:r>
+        <w:rPr>
+          <w:rFonts w:ascii="Times New Roman" w:hAnsi="Times New Roman"/>
+          <w:i/>
+          <w:color w:val="FF4400"/>
+          <w:sz w:val="24"/>
+        </w:rPr>
+        <w:t>якого є храм</w:t>
+      </w:r>
+      <w:r>
+        <w:rPr>
+          <w:rFonts w:ascii="Times New Roman" w:hAnsi="Times New Roman"/>
+          <w:sz w:val="24"/>
+        </w:rPr>
+        <w:t>, святих мучеників Флора й Лавра і всіх святих - помилує і спасе нас як благий і людинолюбний.</w:t>
       </w:r>
     </w:p>
     <w:p>
